--- a/hw7/Team11_HW7.docx
+++ b/hw7/Team11_HW7.docx
@@ -699,6 +699,8 @@
             <w:rPr>
               <w:rFonts w:asciiTheme="minorHAnsi" w:eastAsiaTheme="minorEastAsia" w:hAnsiTheme="minorHAnsi" w:cstheme="minorBidi"/>
               <w:kern w:val="2"/>
+              <w:sz w:val="24"/>
+              <w:szCs w:val="24"/>
               <w14:ligatures w14:val="standardContextual"/>
             </w:rPr>
           </w:pPr>
@@ -711,7 +713,7 @@
           <w:r>
             <w:fldChar w:fldCharType="separate"/>
           </w:r>
-          <w:hyperlink w:anchor="_Toc200015409" w:history="1">
+          <w:hyperlink w:anchor="_Toc200026625" w:history="1">
             <w:r>
               <w:rPr>
                 <w:rStyle w:val="Hyperlink"/>
@@ -722,6 +724,8 @@
               <w:rPr>
                 <w:rFonts w:asciiTheme="minorHAnsi" w:eastAsiaTheme="minorEastAsia" w:hAnsiTheme="minorHAnsi" w:cstheme="minorBidi"/>
                 <w:kern w:val="2"/>
+                <w:sz w:val="24"/>
+                <w:szCs w:val="24"/>
                 <w14:ligatures w14:val="standardContextual"/>
               </w:rPr>
               <w:tab/>
@@ -748,7 +752,7 @@
               <w:rPr>
                 <w:webHidden/>
               </w:rPr>
-              <w:instrText xml:space="preserve"> PAGEREF _Toc200015409 \h </w:instrText>
+              <w:instrText xml:space="preserve"> PAGEREF _Toc200026625 \h </w:instrText>
             </w:r>
             <w:r>
               <w:rPr>
@@ -781,10 +785,12 @@
             <w:rPr>
               <w:rFonts w:asciiTheme="minorHAnsi" w:eastAsiaTheme="minorEastAsia" w:hAnsiTheme="minorHAnsi" w:cstheme="minorBidi"/>
               <w:kern w:val="2"/>
+              <w:sz w:val="24"/>
+              <w:szCs w:val="24"/>
               <w14:ligatures w14:val="standardContextual"/>
             </w:rPr>
           </w:pPr>
-          <w:hyperlink w:anchor="_Toc200015410" w:history="1">
+          <w:hyperlink w:anchor="_Toc200026626" w:history="1">
             <w:r>
               <w:rPr>
                 <w:rStyle w:val="Hyperlink"/>
@@ -795,6 +801,8 @@
               <w:rPr>
                 <w:rFonts w:asciiTheme="minorHAnsi" w:eastAsiaTheme="minorEastAsia" w:hAnsiTheme="minorHAnsi" w:cstheme="minorBidi"/>
                 <w:kern w:val="2"/>
+                <w:sz w:val="24"/>
+                <w:szCs w:val="24"/>
                 <w14:ligatures w14:val="standardContextual"/>
               </w:rPr>
               <w:tab/>
@@ -821,7 +829,7 @@
               <w:rPr>
                 <w:webHidden/>
               </w:rPr>
-              <w:instrText xml:space="preserve"> PAGEREF _Toc200015410 \h </w:instrText>
+              <w:instrText xml:space="preserve"> PAGEREF _Toc200026626 \h </w:instrText>
             </w:r>
             <w:r>
               <w:rPr>
@@ -854,10 +862,12 @@
             <w:rPr>
               <w:rFonts w:asciiTheme="minorHAnsi" w:eastAsiaTheme="minorEastAsia" w:hAnsiTheme="minorHAnsi" w:cstheme="minorBidi"/>
               <w:kern w:val="2"/>
+              <w:sz w:val="24"/>
+              <w:szCs w:val="24"/>
               <w14:ligatures w14:val="standardContextual"/>
             </w:rPr>
           </w:pPr>
-          <w:hyperlink w:anchor="_Toc200015411" w:history="1">
+          <w:hyperlink w:anchor="_Toc200026627" w:history="1">
             <w:r>
               <w:rPr>
                 <w:rStyle w:val="Hyperlink"/>
@@ -868,6 +878,8 @@
               <w:rPr>
                 <w:rFonts w:asciiTheme="minorHAnsi" w:eastAsiaTheme="minorEastAsia" w:hAnsiTheme="minorHAnsi" w:cstheme="minorBidi"/>
                 <w:kern w:val="2"/>
+                <w:sz w:val="24"/>
+                <w:szCs w:val="24"/>
                 <w14:ligatures w14:val="standardContextual"/>
               </w:rPr>
               <w:tab/>
@@ -894,7 +906,7 @@
               <w:rPr>
                 <w:webHidden/>
               </w:rPr>
-              <w:instrText xml:space="preserve"> PAGEREF _Toc200015411 \h </w:instrText>
+              <w:instrText xml:space="preserve"> PAGEREF _Toc200026627 \h </w:instrText>
             </w:r>
             <w:r>
               <w:rPr>
@@ -932,18 +944,16 @@
               <w:rFonts w:asciiTheme="minorHAnsi" w:eastAsiaTheme="minorEastAsia" w:hAnsiTheme="minorHAnsi" w:cstheme="minorBidi"/>
               <w:noProof/>
               <w:kern w:val="2"/>
-              <w:sz w:val="26"/>
-              <w:szCs w:val="26"/>
+              <w:sz w:val="24"/>
+              <w:szCs w:val="24"/>
               <w14:ligatures w14:val="standardContextual"/>
             </w:rPr>
           </w:pPr>
-          <w:hyperlink w:anchor="_Toc200015412" w:history="1">
+          <w:hyperlink w:anchor="_Toc200026628" w:history="1">
             <w:r>
               <w:rPr>
                 <w:rStyle w:val="Hyperlink"/>
                 <w:noProof/>
-                <w:sz w:val="26"/>
-                <w:szCs w:val="26"/>
               </w:rPr>
               <w:t>3.1</w:t>
             </w:r>
@@ -952,8 +962,8 @@
                 <w:rFonts w:asciiTheme="minorHAnsi" w:eastAsiaTheme="minorEastAsia" w:hAnsiTheme="minorHAnsi" w:cstheme="minorBidi"/>
                 <w:noProof/>
                 <w:kern w:val="2"/>
-                <w:sz w:val="26"/>
-                <w:szCs w:val="26"/>
+                <w:sz w:val="24"/>
+                <w:szCs w:val="24"/>
                 <w14:ligatures w14:val="standardContextual"/>
               </w:rPr>
               <w:tab/>
@@ -962,17 +972,13 @@
               <w:rPr>
                 <w:rStyle w:val="Hyperlink"/>
                 <w:noProof/>
-                <w:sz w:val="26"/>
-                <w:szCs w:val="26"/>
-              </w:rPr>
-              <w:t>Tiền Xử Lý Dữ Liệu</w:t>
-            </w:r>
-            <w:r>
-              <w:rPr>
-                <w:noProof/>
-                <w:webHidden/>
-                <w:sz w:val="26"/>
-                <w:szCs w:val="26"/>
+              </w:rPr>
+              <w:t>Tiền xử lý dữ liệu</w:t>
+            </w:r>
+            <w:r>
+              <w:rPr>
+                <w:noProof/>
+                <w:webHidden/>
               </w:rPr>
               <w:tab/>
             </w:r>
@@ -980,8 +986,6 @@
               <w:rPr>
                 <w:noProof/>
                 <w:webHidden/>
-                <w:sz w:val="26"/>
-                <w:szCs w:val="26"/>
               </w:rPr>
               <w:fldChar w:fldCharType="begin"/>
             </w:r>
@@ -989,25 +993,19 @@
               <w:rPr>
                 <w:noProof/>
                 <w:webHidden/>
-                <w:sz w:val="26"/>
-                <w:szCs w:val="26"/>
-              </w:rPr>
-              <w:instrText xml:space="preserve"> PAGEREF _Toc200015412 \h </w:instrText>
-            </w:r>
-            <w:r>
-              <w:rPr>
-                <w:noProof/>
-                <w:webHidden/>
-                <w:sz w:val="26"/>
-                <w:szCs w:val="26"/>
-              </w:rPr>
-            </w:r>
-            <w:r>
-              <w:rPr>
-                <w:noProof/>
-                <w:webHidden/>
-                <w:sz w:val="26"/>
-                <w:szCs w:val="26"/>
+              </w:rPr>
+              <w:instrText xml:space="preserve"> PAGEREF _Toc200026628 \h </w:instrText>
+            </w:r>
+            <w:r>
+              <w:rPr>
+                <w:noProof/>
+                <w:webHidden/>
+              </w:rPr>
+            </w:r>
+            <w:r>
+              <w:rPr>
+                <w:noProof/>
+                <w:webHidden/>
               </w:rPr>
               <w:fldChar w:fldCharType="separate"/>
             </w:r>
@@ -1015,8 +1013,6 @@
               <w:rPr>
                 <w:noProof/>
                 <w:webHidden/>
-                <w:sz w:val="26"/>
-                <w:szCs w:val="26"/>
               </w:rPr>
               <w:t>4</w:t>
             </w:r>
@@ -1024,8 +1020,6 @@
               <w:rPr>
                 <w:noProof/>
                 <w:webHidden/>
-                <w:sz w:val="26"/>
-                <w:szCs w:val="26"/>
               </w:rPr>
               <w:fldChar w:fldCharType="end"/>
             </w:r>
@@ -1042,18 +1036,16 @@
               <w:rFonts w:asciiTheme="minorHAnsi" w:eastAsiaTheme="minorEastAsia" w:hAnsiTheme="minorHAnsi" w:cstheme="minorBidi"/>
               <w:noProof/>
               <w:kern w:val="2"/>
-              <w:sz w:val="26"/>
-              <w:szCs w:val="26"/>
+              <w:sz w:val="24"/>
+              <w:szCs w:val="24"/>
               <w14:ligatures w14:val="standardContextual"/>
             </w:rPr>
           </w:pPr>
-          <w:hyperlink w:anchor="_Toc200015413" w:history="1">
+          <w:hyperlink w:anchor="_Toc200026629" w:history="1">
             <w:r>
               <w:rPr>
                 <w:rStyle w:val="Hyperlink"/>
                 <w:noProof/>
-                <w:sz w:val="26"/>
-                <w:szCs w:val="26"/>
               </w:rPr>
               <w:t>3.2</w:t>
             </w:r>
@@ -1062,8 +1054,8 @@
                 <w:rFonts w:asciiTheme="minorHAnsi" w:eastAsiaTheme="minorEastAsia" w:hAnsiTheme="minorHAnsi" w:cstheme="minorBidi"/>
                 <w:noProof/>
                 <w:kern w:val="2"/>
-                <w:sz w:val="26"/>
-                <w:szCs w:val="26"/>
+                <w:sz w:val="24"/>
+                <w:szCs w:val="24"/>
                 <w14:ligatures w14:val="standardContextual"/>
               </w:rPr>
               <w:tab/>
@@ -1072,17 +1064,13 @@
               <w:rPr>
                 <w:rStyle w:val="Hyperlink"/>
                 <w:noProof/>
-                <w:sz w:val="26"/>
-                <w:szCs w:val="26"/>
-              </w:rPr>
-              <w:t>Phân chia dữ liệu và Xử lý Mất cân bằng</w:t>
-            </w:r>
-            <w:r>
-              <w:rPr>
-                <w:noProof/>
-                <w:webHidden/>
-                <w:sz w:val="26"/>
-                <w:szCs w:val="26"/>
+              </w:rPr>
+              <w:t>Phân chia dữ liệu và xử lý mất cân bằng</w:t>
+            </w:r>
+            <w:r>
+              <w:rPr>
+                <w:noProof/>
+                <w:webHidden/>
               </w:rPr>
               <w:tab/>
             </w:r>
@@ -1090,8 +1078,6 @@
               <w:rPr>
                 <w:noProof/>
                 <w:webHidden/>
-                <w:sz w:val="26"/>
-                <w:szCs w:val="26"/>
               </w:rPr>
               <w:fldChar w:fldCharType="begin"/>
             </w:r>
@@ -1099,25 +1085,19 @@
               <w:rPr>
                 <w:noProof/>
                 <w:webHidden/>
-                <w:sz w:val="26"/>
-                <w:szCs w:val="26"/>
-              </w:rPr>
-              <w:instrText xml:space="preserve"> PAGEREF _Toc200015413 \h </w:instrText>
-            </w:r>
-            <w:r>
-              <w:rPr>
-                <w:noProof/>
-                <w:webHidden/>
-                <w:sz w:val="26"/>
-                <w:szCs w:val="26"/>
-              </w:rPr>
-            </w:r>
-            <w:r>
-              <w:rPr>
-                <w:noProof/>
-                <w:webHidden/>
-                <w:sz w:val="26"/>
-                <w:szCs w:val="26"/>
+              </w:rPr>
+              <w:instrText xml:space="preserve"> PAGEREF _Toc200026629 \h </w:instrText>
+            </w:r>
+            <w:r>
+              <w:rPr>
+                <w:noProof/>
+                <w:webHidden/>
+              </w:rPr>
+            </w:r>
+            <w:r>
+              <w:rPr>
+                <w:noProof/>
+                <w:webHidden/>
               </w:rPr>
               <w:fldChar w:fldCharType="separate"/>
             </w:r>
@@ -1125,8 +1105,6 @@
               <w:rPr>
                 <w:noProof/>
                 <w:webHidden/>
-                <w:sz w:val="26"/>
-                <w:szCs w:val="26"/>
               </w:rPr>
               <w:t>4</w:t>
             </w:r>
@@ -1134,8 +1112,6 @@
               <w:rPr>
                 <w:noProof/>
                 <w:webHidden/>
-                <w:sz w:val="26"/>
-                <w:szCs w:val="26"/>
               </w:rPr>
               <w:fldChar w:fldCharType="end"/>
             </w:r>
@@ -1152,18 +1128,16 @@
               <w:rFonts w:asciiTheme="minorHAnsi" w:eastAsiaTheme="minorEastAsia" w:hAnsiTheme="minorHAnsi" w:cstheme="minorBidi"/>
               <w:noProof/>
               <w:kern w:val="2"/>
-              <w:sz w:val="26"/>
-              <w:szCs w:val="26"/>
+              <w:sz w:val="24"/>
+              <w:szCs w:val="24"/>
               <w14:ligatures w14:val="standardContextual"/>
             </w:rPr>
           </w:pPr>
-          <w:hyperlink w:anchor="_Toc200015414" w:history="1">
+          <w:hyperlink w:anchor="_Toc200026630" w:history="1">
             <w:r>
               <w:rPr>
                 <w:rStyle w:val="Hyperlink"/>
                 <w:noProof/>
-                <w:sz w:val="26"/>
-                <w:szCs w:val="26"/>
               </w:rPr>
               <w:t>3.3</w:t>
             </w:r>
@@ -1172,8 +1146,8 @@
                 <w:rFonts w:asciiTheme="minorHAnsi" w:eastAsiaTheme="minorEastAsia" w:hAnsiTheme="minorHAnsi" w:cstheme="minorBidi"/>
                 <w:noProof/>
                 <w:kern w:val="2"/>
-                <w:sz w:val="26"/>
-                <w:szCs w:val="26"/>
+                <w:sz w:val="24"/>
+                <w:szCs w:val="24"/>
                 <w14:ligatures w14:val="standardContextual"/>
               </w:rPr>
               <w:tab/>
@@ -1182,17 +1156,13 @@
               <w:rPr>
                 <w:rStyle w:val="Hyperlink"/>
                 <w:noProof/>
-                <w:sz w:val="26"/>
-                <w:szCs w:val="26"/>
-              </w:rPr>
-              <w:t>Xây Dựng Mô Hình</w:t>
-            </w:r>
-            <w:r>
-              <w:rPr>
-                <w:noProof/>
-                <w:webHidden/>
-                <w:sz w:val="26"/>
-                <w:szCs w:val="26"/>
+              </w:rPr>
+              <w:t>Xây dựng mô hình</w:t>
+            </w:r>
+            <w:r>
+              <w:rPr>
+                <w:noProof/>
+                <w:webHidden/>
               </w:rPr>
               <w:tab/>
             </w:r>
@@ -1200,8 +1170,6 @@
               <w:rPr>
                 <w:noProof/>
                 <w:webHidden/>
-                <w:sz w:val="26"/>
-                <w:szCs w:val="26"/>
               </w:rPr>
               <w:fldChar w:fldCharType="begin"/>
             </w:r>
@@ -1209,25 +1177,19 @@
               <w:rPr>
                 <w:noProof/>
                 <w:webHidden/>
-                <w:sz w:val="26"/>
-                <w:szCs w:val="26"/>
-              </w:rPr>
-              <w:instrText xml:space="preserve"> PAGEREF _Toc200015414 \h </w:instrText>
-            </w:r>
-            <w:r>
-              <w:rPr>
-                <w:noProof/>
-                <w:webHidden/>
-                <w:sz w:val="26"/>
-                <w:szCs w:val="26"/>
-              </w:rPr>
-            </w:r>
-            <w:r>
-              <w:rPr>
-                <w:noProof/>
-                <w:webHidden/>
-                <w:sz w:val="26"/>
-                <w:szCs w:val="26"/>
+              </w:rPr>
+              <w:instrText xml:space="preserve"> PAGEREF _Toc200026630 \h </w:instrText>
+            </w:r>
+            <w:r>
+              <w:rPr>
+                <w:noProof/>
+                <w:webHidden/>
+              </w:rPr>
+            </w:r>
+            <w:r>
+              <w:rPr>
+                <w:noProof/>
+                <w:webHidden/>
               </w:rPr>
               <w:fldChar w:fldCharType="separate"/>
             </w:r>
@@ -1235,8 +1197,6 @@
               <w:rPr>
                 <w:noProof/>
                 <w:webHidden/>
-                <w:sz w:val="26"/>
-                <w:szCs w:val="26"/>
               </w:rPr>
               <w:t>4</w:t>
             </w:r>
@@ -1244,8 +1204,6 @@
               <w:rPr>
                 <w:noProof/>
                 <w:webHidden/>
-                <w:sz w:val="26"/>
-                <w:szCs w:val="26"/>
               </w:rPr>
               <w:fldChar w:fldCharType="end"/>
             </w:r>
@@ -1262,18 +1220,16 @@
               <w:rFonts w:asciiTheme="minorHAnsi" w:eastAsiaTheme="minorEastAsia" w:hAnsiTheme="minorHAnsi" w:cstheme="minorBidi"/>
               <w:noProof/>
               <w:kern w:val="2"/>
-              <w:sz w:val="26"/>
-              <w:szCs w:val="26"/>
+              <w:sz w:val="24"/>
+              <w:szCs w:val="24"/>
               <w14:ligatures w14:val="standardContextual"/>
             </w:rPr>
           </w:pPr>
-          <w:hyperlink w:anchor="_Toc200015415" w:history="1">
+          <w:hyperlink w:anchor="_Toc200026631" w:history="1">
             <w:r>
               <w:rPr>
                 <w:rStyle w:val="Hyperlink"/>
                 <w:noProof/>
-                <w:sz w:val="26"/>
-                <w:szCs w:val="26"/>
               </w:rPr>
               <w:t>3.4</w:t>
             </w:r>
@@ -1282,8 +1238,8 @@
                 <w:rFonts w:asciiTheme="minorHAnsi" w:eastAsiaTheme="minorEastAsia" w:hAnsiTheme="minorHAnsi" w:cstheme="minorBidi"/>
                 <w:noProof/>
                 <w:kern w:val="2"/>
-                <w:sz w:val="26"/>
-                <w:szCs w:val="26"/>
+                <w:sz w:val="24"/>
+                <w:szCs w:val="24"/>
                 <w14:ligatures w14:val="standardContextual"/>
               </w:rPr>
               <w:tab/>
@@ -1292,17 +1248,13 @@
               <w:rPr>
                 <w:rStyle w:val="Hyperlink"/>
                 <w:noProof/>
-                <w:sz w:val="26"/>
-                <w:szCs w:val="26"/>
-              </w:rPr>
-              <w:t>Đánh Giá Mô Hình</w:t>
-            </w:r>
-            <w:r>
-              <w:rPr>
-                <w:noProof/>
-                <w:webHidden/>
-                <w:sz w:val="26"/>
-                <w:szCs w:val="26"/>
+              </w:rPr>
+              <w:t>Đánh giá mô hình</w:t>
+            </w:r>
+            <w:r>
+              <w:rPr>
+                <w:noProof/>
+                <w:webHidden/>
               </w:rPr>
               <w:tab/>
             </w:r>
@@ -1310,8 +1262,6 @@
               <w:rPr>
                 <w:noProof/>
                 <w:webHidden/>
-                <w:sz w:val="26"/>
-                <w:szCs w:val="26"/>
               </w:rPr>
               <w:fldChar w:fldCharType="begin"/>
             </w:r>
@@ -1319,25 +1269,19 @@
               <w:rPr>
                 <w:noProof/>
                 <w:webHidden/>
-                <w:sz w:val="26"/>
-                <w:szCs w:val="26"/>
-              </w:rPr>
-              <w:instrText xml:space="preserve"> PAGEREF _Toc200015415 \h </w:instrText>
-            </w:r>
-            <w:r>
-              <w:rPr>
-                <w:noProof/>
-                <w:webHidden/>
-                <w:sz w:val="26"/>
-                <w:szCs w:val="26"/>
-              </w:rPr>
-            </w:r>
-            <w:r>
-              <w:rPr>
-                <w:noProof/>
-                <w:webHidden/>
-                <w:sz w:val="26"/>
-                <w:szCs w:val="26"/>
+              </w:rPr>
+              <w:instrText xml:space="preserve"> PAGEREF _Toc200026631 \h </w:instrText>
+            </w:r>
+            <w:r>
+              <w:rPr>
+                <w:noProof/>
+                <w:webHidden/>
+              </w:rPr>
+            </w:r>
+            <w:r>
+              <w:rPr>
+                <w:noProof/>
+                <w:webHidden/>
               </w:rPr>
               <w:fldChar w:fldCharType="separate"/>
             </w:r>
@@ -1345,8 +1289,6 @@
               <w:rPr>
                 <w:noProof/>
                 <w:webHidden/>
-                <w:sz w:val="26"/>
-                <w:szCs w:val="26"/>
               </w:rPr>
               <w:t>5</w:t>
             </w:r>
@@ -1354,8 +1296,6 @@
               <w:rPr>
                 <w:noProof/>
                 <w:webHidden/>
-                <w:sz w:val="26"/>
-                <w:szCs w:val="26"/>
               </w:rPr>
               <w:fldChar w:fldCharType="end"/>
             </w:r>
@@ -1367,10 +1307,12 @@
             <w:rPr>
               <w:rFonts w:asciiTheme="minorHAnsi" w:eastAsiaTheme="minorEastAsia" w:hAnsiTheme="minorHAnsi" w:cstheme="minorBidi"/>
               <w:kern w:val="2"/>
+              <w:sz w:val="24"/>
+              <w:szCs w:val="24"/>
               <w14:ligatures w14:val="standardContextual"/>
             </w:rPr>
           </w:pPr>
-          <w:hyperlink w:anchor="_Toc200015416" w:history="1">
+          <w:hyperlink w:anchor="_Toc200026632" w:history="1">
             <w:r>
               <w:rPr>
                 <w:rStyle w:val="Hyperlink"/>
@@ -1381,6 +1323,8 @@
               <w:rPr>
                 <w:rFonts w:asciiTheme="minorHAnsi" w:eastAsiaTheme="minorEastAsia" w:hAnsiTheme="minorHAnsi" w:cstheme="minorBidi"/>
                 <w:kern w:val="2"/>
+                <w:sz w:val="24"/>
+                <w:szCs w:val="24"/>
                 <w14:ligatures w14:val="standardContextual"/>
               </w:rPr>
               <w:tab/>
@@ -1407,7 +1351,7 @@
               <w:rPr>
                 <w:webHidden/>
               </w:rPr>
-              <w:instrText xml:space="preserve"> PAGEREF _Toc200015416 \h </w:instrText>
+              <w:instrText xml:space="preserve"> PAGEREF _Toc200026632 \h </w:instrText>
             </w:r>
             <w:r>
               <w:rPr>
@@ -1445,18 +1389,16 @@
               <w:rFonts w:asciiTheme="minorHAnsi" w:eastAsiaTheme="minorEastAsia" w:hAnsiTheme="minorHAnsi" w:cstheme="minorBidi"/>
               <w:noProof/>
               <w:kern w:val="2"/>
-              <w:sz w:val="26"/>
-              <w:szCs w:val="26"/>
+              <w:sz w:val="24"/>
+              <w:szCs w:val="24"/>
               <w14:ligatures w14:val="standardContextual"/>
             </w:rPr>
           </w:pPr>
-          <w:hyperlink w:anchor="_Toc200015417" w:history="1">
+          <w:hyperlink w:anchor="_Toc200026633" w:history="1">
             <w:r>
               <w:rPr>
                 <w:rStyle w:val="Hyperlink"/>
                 <w:noProof/>
-                <w:sz w:val="26"/>
-                <w:szCs w:val="26"/>
               </w:rPr>
               <w:t>4.1</w:t>
             </w:r>
@@ -1465,8 +1407,8 @@
                 <w:rFonts w:asciiTheme="minorHAnsi" w:eastAsiaTheme="minorEastAsia" w:hAnsiTheme="minorHAnsi" w:cstheme="minorBidi"/>
                 <w:noProof/>
                 <w:kern w:val="2"/>
-                <w:sz w:val="26"/>
-                <w:szCs w:val="26"/>
+                <w:sz w:val="24"/>
+                <w:szCs w:val="24"/>
                 <w14:ligatures w14:val="standardContextual"/>
               </w:rPr>
               <w:tab/>
@@ -1475,17 +1417,13 @@
               <w:rPr>
                 <w:rStyle w:val="Hyperlink"/>
                 <w:noProof/>
-                <w:sz w:val="26"/>
-                <w:szCs w:val="26"/>
-              </w:rPr>
-              <w:t>Thông tin Dữ liệu</w:t>
-            </w:r>
-            <w:r>
-              <w:rPr>
-                <w:noProof/>
-                <w:webHidden/>
-                <w:sz w:val="26"/>
-                <w:szCs w:val="26"/>
+              </w:rPr>
+              <w:t>Thông tin dữ liệu</w:t>
+            </w:r>
+            <w:r>
+              <w:rPr>
+                <w:noProof/>
+                <w:webHidden/>
               </w:rPr>
               <w:tab/>
             </w:r>
@@ -1493,8 +1431,6 @@
               <w:rPr>
                 <w:noProof/>
                 <w:webHidden/>
-                <w:sz w:val="26"/>
-                <w:szCs w:val="26"/>
               </w:rPr>
               <w:fldChar w:fldCharType="begin"/>
             </w:r>
@@ -1502,25 +1438,19 @@
               <w:rPr>
                 <w:noProof/>
                 <w:webHidden/>
-                <w:sz w:val="26"/>
-                <w:szCs w:val="26"/>
-              </w:rPr>
-              <w:instrText xml:space="preserve"> PAGEREF _Toc200015417 \h </w:instrText>
-            </w:r>
-            <w:r>
-              <w:rPr>
-                <w:noProof/>
-                <w:webHidden/>
-                <w:sz w:val="26"/>
-                <w:szCs w:val="26"/>
-              </w:rPr>
-            </w:r>
-            <w:r>
-              <w:rPr>
-                <w:noProof/>
-                <w:webHidden/>
-                <w:sz w:val="26"/>
-                <w:szCs w:val="26"/>
+              </w:rPr>
+              <w:instrText xml:space="preserve"> PAGEREF _Toc200026633 \h </w:instrText>
+            </w:r>
+            <w:r>
+              <w:rPr>
+                <w:noProof/>
+                <w:webHidden/>
+              </w:rPr>
+            </w:r>
+            <w:r>
+              <w:rPr>
+                <w:noProof/>
+                <w:webHidden/>
               </w:rPr>
               <w:fldChar w:fldCharType="separate"/>
             </w:r>
@@ -1528,8 +1458,6 @@
               <w:rPr>
                 <w:noProof/>
                 <w:webHidden/>
-                <w:sz w:val="26"/>
-                <w:szCs w:val="26"/>
               </w:rPr>
               <w:t>6</w:t>
             </w:r>
@@ -1537,8 +1465,6 @@
               <w:rPr>
                 <w:noProof/>
                 <w:webHidden/>
-                <w:sz w:val="26"/>
-                <w:szCs w:val="26"/>
               </w:rPr>
               <w:fldChar w:fldCharType="end"/>
             </w:r>
@@ -1555,18 +1481,16 @@
               <w:rFonts w:asciiTheme="minorHAnsi" w:eastAsiaTheme="minorEastAsia" w:hAnsiTheme="minorHAnsi" w:cstheme="minorBidi"/>
               <w:noProof/>
               <w:kern w:val="2"/>
-              <w:sz w:val="26"/>
-              <w:szCs w:val="26"/>
+              <w:sz w:val="24"/>
+              <w:szCs w:val="24"/>
               <w14:ligatures w14:val="standardContextual"/>
             </w:rPr>
           </w:pPr>
-          <w:hyperlink w:anchor="_Toc200015418" w:history="1">
+          <w:hyperlink w:anchor="_Toc200026634" w:history="1">
             <w:r>
               <w:rPr>
                 <w:rStyle w:val="Hyperlink"/>
                 <w:noProof/>
-                <w:sz w:val="26"/>
-                <w:szCs w:val="26"/>
               </w:rPr>
               <w:t>4.2</w:t>
             </w:r>
@@ -1575,8 +1499,8 @@
                 <w:rFonts w:asciiTheme="minorHAnsi" w:eastAsiaTheme="minorEastAsia" w:hAnsiTheme="minorHAnsi" w:cstheme="minorBidi"/>
                 <w:noProof/>
                 <w:kern w:val="2"/>
-                <w:sz w:val="26"/>
-                <w:szCs w:val="26"/>
+                <w:sz w:val="24"/>
+                <w:szCs w:val="24"/>
                 <w14:ligatures w14:val="standardContextual"/>
               </w:rPr>
               <w:tab/>
@@ -1585,17 +1509,13 @@
               <w:rPr>
                 <w:rStyle w:val="Hyperlink"/>
                 <w:noProof/>
-                <w:sz w:val="26"/>
-                <w:szCs w:val="26"/>
-              </w:rPr>
-              <w:t>Hiệu Suất Mô Hình trên Tập Kiểm Tra</w:t>
-            </w:r>
-            <w:r>
-              <w:rPr>
-                <w:noProof/>
-                <w:webHidden/>
-                <w:sz w:val="26"/>
-                <w:szCs w:val="26"/>
+              </w:rPr>
+              <w:t>Hiệu suất mô hình trên tập kiểm tra</w:t>
+            </w:r>
+            <w:r>
+              <w:rPr>
+                <w:noProof/>
+                <w:webHidden/>
               </w:rPr>
               <w:tab/>
             </w:r>
@@ -1603,8 +1523,6 @@
               <w:rPr>
                 <w:noProof/>
                 <w:webHidden/>
-                <w:sz w:val="26"/>
-                <w:szCs w:val="26"/>
               </w:rPr>
               <w:fldChar w:fldCharType="begin"/>
             </w:r>
@@ -1612,25 +1530,19 @@
               <w:rPr>
                 <w:noProof/>
                 <w:webHidden/>
-                <w:sz w:val="26"/>
-                <w:szCs w:val="26"/>
-              </w:rPr>
-              <w:instrText xml:space="preserve"> PAGEREF _Toc200015418 \h </w:instrText>
-            </w:r>
-            <w:r>
-              <w:rPr>
-                <w:noProof/>
-                <w:webHidden/>
-                <w:sz w:val="26"/>
-                <w:szCs w:val="26"/>
-              </w:rPr>
-            </w:r>
-            <w:r>
-              <w:rPr>
-                <w:noProof/>
-                <w:webHidden/>
-                <w:sz w:val="26"/>
-                <w:szCs w:val="26"/>
+              </w:rPr>
+              <w:instrText xml:space="preserve"> PAGEREF _Toc200026634 \h </w:instrText>
+            </w:r>
+            <w:r>
+              <w:rPr>
+                <w:noProof/>
+                <w:webHidden/>
+              </w:rPr>
+            </w:r>
+            <w:r>
+              <w:rPr>
+                <w:noProof/>
+                <w:webHidden/>
               </w:rPr>
               <w:fldChar w:fldCharType="separate"/>
             </w:r>
@@ -1638,8 +1550,6 @@
               <w:rPr>
                 <w:noProof/>
                 <w:webHidden/>
-                <w:sz w:val="26"/>
-                <w:szCs w:val="26"/>
               </w:rPr>
               <w:t>6</w:t>
             </w:r>
@@ -1647,8 +1557,6 @@
               <w:rPr>
                 <w:noProof/>
                 <w:webHidden/>
-                <w:sz w:val="26"/>
-                <w:szCs w:val="26"/>
               </w:rPr>
               <w:fldChar w:fldCharType="end"/>
             </w:r>
@@ -1665,18 +1573,16 @@
               <w:rFonts w:asciiTheme="minorHAnsi" w:eastAsiaTheme="minorEastAsia" w:hAnsiTheme="minorHAnsi" w:cstheme="minorBidi"/>
               <w:noProof/>
               <w:kern w:val="2"/>
-              <w:sz w:val="26"/>
-              <w:szCs w:val="26"/>
+              <w:sz w:val="24"/>
+              <w:szCs w:val="24"/>
               <w14:ligatures w14:val="standardContextual"/>
             </w:rPr>
           </w:pPr>
-          <w:hyperlink w:anchor="_Toc200015419" w:history="1">
+          <w:hyperlink w:anchor="_Toc200026635" w:history="1">
             <w:r>
               <w:rPr>
                 <w:rStyle w:val="Hyperlink"/>
                 <w:noProof/>
-                <w:sz w:val="26"/>
-                <w:szCs w:val="26"/>
               </w:rPr>
               <w:t>4.3</w:t>
             </w:r>
@@ -1685,8 +1591,8 @@
                 <w:rFonts w:asciiTheme="minorHAnsi" w:eastAsiaTheme="minorEastAsia" w:hAnsiTheme="minorHAnsi" w:cstheme="minorBidi"/>
                 <w:noProof/>
                 <w:kern w:val="2"/>
-                <w:sz w:val="26"/>
-                <w:szCs w:val="26"/>
+                <w:sz w:val="24"/>
+                <w:szCs w:val="24"/>
                 <w14:ligatures w14:val="standardContextual"/>
               </w:rPr>
               <w:tab/>
@@ -1695,17 +1601,13 @@
               <w:rPr>
                 <w:rStyle w:val="Hyperlink"/>
                 <w:noProof/>
-                <w:sz w:val="26"/>
-                <w:szCs w:val="26"/>
-              </w:rPr>
-              <w:t>Kết quả Kiểm định Chéo</w:t>
-            </w:r>
-            <w:r>
-              <w:rPr>
-                <w:noProof/>
-                <w:webHidden/>
-                <w:sz w:val="26"/>
-                <w:szCs w:val="26"/>
+              </w:rPr>
+              <w:t>Kết quả kiểm định chéo</w:t>
+            </w:r>
+            <w:r>
+              <w:rPr>
+                <w:noProof/>
+                <w:webHidden/>
               </w:rPr>
               <w:tab/>
             </w:r>
@@ -1713,8 +1615,6 @@
               <w:rPr>
                 <w:noProof/>
                 <w:webHidden/>
-                <w:sz w:val="26"/>
-                <w:szCs w:val="26"/>
               </w:rPr>
               <w:fldChar w:fldCharType="begin"/>
             </w:r>
@@ -1722,25 +1622,19 @@
               <w:rPr>
                 <w:noProof/>
                 <w:webHidden/>
-                <w:sz w:val="26"/>
-                <w:szCs w:val="26"/>
-              </w:rPr>
-              <w:instrText xml:space="preserve"> PAGEREF _Toc200015419 \h </w:instrText>
-            </w:r>
-            <w:r>
-              <w:rPr>
-                <w:noProof/>
-                <w:webHidden/>
-                <w:sz w:val="26"/>
-                <w:szCs w:val="26"/>
-              </w:rPr>
-            </w:r>
-            <w:r>
-              <w:rPr>
-                <w:noProof/>
-                <w:webHidden/>
-                <w:sz w:val="26"/>
-                <w:szCs w:val="26"/>
+              </w:rPr>
+              <w:instrText xml:space="preserve"> PAGEREF _Toc200026635 \h </w:instrText>
+            </w:r>
+            <w:r>
+              <w:rPr>
+                <w:noProof/>
+                <w:webHidden/>
+              </w:rPr>
+            </w:r>
+            <w:r>
+              <w:rPr>
+                <w:noProof/>
+                <w:webHidden/>
               </w:rPr>
               <w:fldChar w:fldCharType="separate"/>
             </w:r>
@@ -1748,8 +1642,6 @@
               <w:rPr>
                 <w:noProof/>
                 <w:webHidden/>
-                <w:sz w:val="26"/>
-                <w:szCs w:val="26"/>
               </w:rPr>
               <w:t>6</w:t>
             </w:r>
@@ -1757,8 +1649,6 @@
               <w:rPr>
                 <w:noProof/>
                 <w:webHidden/>
-                <w:sz w:val="26"/>
-                <w:szCs w:val="26"/>
               </w:rPr>
               <w:fldChar w:fldCharType="end"/>
             </w:r>
@@ -1775,18 +1665,16 @@
               <w:rFonts w:asciiTheme="minorHAnsi" w:eastAsiaTheme="minorEastAsia" w:hAnsiTheme="minorHAnsi" w:cstheme="minorBidi"/>
               <w:noProof/>
               <w:kern w:val="2"/>
-              <w:sz w:val="26"/>
-              <w:szCs w:val="26"/>
+              <w:sz w:val="24"/>
+              <w:szCs w:val="24"/>
               <w14:ligatures w14:val="standardContextual"/>
             </w:rPr>
           </w:pPr>
-          <w:hyperlink w:anchor="_Toc200015420" w:history="1">
+          <w:hyperlink w:anchor="_Toc200026636" w:history="1">
             <w:r>
               <w:rPr>
                 <w:rStyle w:val="Hyperlink"/>
                 <w:noProof/>
-                <w:sz w:val="26"/>
-                <w:szCs w:val="26"/>
               </w:rPr>
               <w:t>4.4</w:t>
             </w:r>
@@ -1795,8 +1683,8 @@
                 <w:rFonts w:asciiTheme="minorHAnsi" w:eastAsiaTheme="minorEastAsia" w:hAnsiTheme="minorHAnsi" w:cstheme="minorBidi"/>
                 <w:noProof/>
                 <w:kern w:val="2"/>
-                <w:sz w:val="26"/>
-                <w:szCs w:val="26"/>
+                <w:sz w:val="24"/>
+                <w:szCs w:val="24"/>
                 <w14:ligatures w14:val="standardContextual"/>
               </w:rPr>
               <w:tab/>
@@ -1805,17 +1693,13 @@
               <w:rPr>
                 <w:rStyle w:val="Hyperlink"/>
                 <w:noProof/>
-                <w:sz w:val="26"/>
-                <w:szCs w:val="26"/>
-              </w:rPr>
-              <w:t>Mức độ Quan trọng của Đặc trưng</w:t>
-            </w:r>
-            <w:r>
-              <w:rPr>
-                <w:noProof/>
-                <w:webHidden/>
-                <w:sz w:val="26"/>
-                <w:szCs w:val="26"/>
+              </w:rPr>
+              <w:t>Mức độ quan trọng của đặc trưng</w:t>
+            </w:r>
+            <w:r>
+              <w:rPr>
+                <w:noProof/>
+                <w:webHidden/>
               </w:rPr>
               <w:tab/>
             </w:r>
@@ -1823,8 +1707,6 @@
               <w:rPr>
                 <w:noProof/>
                 <w:webHidden/>
-                <w:sz w:val="26"/>
-                <w:szCs w:val="26"/>
               </w:rPr>
               <w:fldChar w:fldCharType="begin"/>
             </w:r>
@@ -1832,25 +1714,19 @@
               <w:rPr>
                 <w:noProof/>
                 <w:webHidden/>
-                <w:sz w:val="26"/>
-                <w:szCs w:val="26"/>
-              </w:rPr>
-              <w:instrText xml:space="preserve"> PAGEREF _Toc200015420 \h </w:instrText>
-            </w:r>
-            <w:r>
-              <w:rPr>
-                <w:noProof/>
-                <w:webHidden/>
-                <w:sz w:val="26"/>
-                <w:szCs w:val="26"/>
-              </w:rPr>
-            </w:r>
-            <w:r>
-              <w:rPr>
-                <w:noProof/>
-                <w:webHidden/>
-                <w:sz w:val="26"/>
-                <w:szCs w:val="26"/>
+              </w:rPr>
+              <w:instrText xml:space="preserve"> PAGEREF _Toc200026636 \h </w:instrText>
+            </w:r>
+            <w:r>
+              <w:rPr>
+                <w:noProof/>
+                <w:webHidden/>
+              </w:rPr>
+            </w:r>
+            <w:r>
+              <w:rPr>
+                <w:noProof/>
+                <w:webHidden/>
               </w:rPr>
               <w:fldChar w:fldCharType="separate"/>
             </w:r>
@@ -1858,8 +1734,6 @@
               <w:rPr>
                 <w:noProof/>
                 <w:webHidden/>
-                <w:sz w:val="26"/>
-                <w:szCs w:val="26"/>
               </w:rPr>
               <w:t>6</w:t>
             </w:r>
@@ -1867,8 +1741,6 @@
               <w:rPr>
                 <w:noProof/>
                 <w:webHidden/>
-                <w:sz w:val="26"/>
-                <w:szCs w:val="26"/>
               </w:rPr>
               <w:fldChar w:fldCharType="end"/>
             </w:r>
@@ -1880,10 +1752,12 @@
             <w:rPr>
               <w:rFonts w:asciiTheme="minorHAnsi" w:eastAsiaTheme="minorEastAsia" w:hAnsiTheme="minorHAnsi" w:cstheme="minorBidi"/>
               <w:kern w:val="2"/>
+              <w:sz w:val="24"/>
+              <w:szCs w:val="24"/>
               <w14:ligatures w14:val="standardContextual"/>
             </w:rPr>
           </w:pPr>
-          <w:hyperlink w:anchor="_Toc200015421" w:history="1">
+          <w:hyperlink w:anchor="_Toc200026637" w:history="1">
             <w:r>
               <w:rPr>
                 <w:rStyle w:val="Hyperlink"/>
@@ -1894,6 +1768,8 @@
               <w:rPr>
                 <w:rFonts w:asciiTheme="minorHAnsi" w:eastAsiaTheme="minorEastAsia" w:hAnsiTheme="minorHAnsi" w:cstheme="minorBidi"/>
                 <w:kern w:val="2"/>
+                <w:sz w:val="24"/>
+                <w:szCs w:val="24"/>
                 <w14:ligatures w14:val="standardContextual"/>
               </w:rPr>
               <w:tab/>
@@ -1920,7 +1796,7 @@
               <w:rPr>
                 <w:webHidden/>
               </w:rPr>
-              <w:instrText xml:space="preserve"> PAGEREF _Toc200015421 \h </w:instrText>
+              <w:instrText xml:space="preserve"> PAGEREF _Toc200026637 \h </w:instrText>
             </w:r>
             <w:r>
               <w:rPr>
@@ -2011,6 +1887,25 @@
     </w:p>
     <w:p>
       <w:pPr>
+        <w:pStyle w:val="Normaltop6"/>
+        <w:rPr>
+          <w:lang w:val="en-US"/>
+        </w:rPr>
+      </w:pPr>
+      <w:r>
+        <w:rPr>
+          <w:lang w:val="en-US"/>
+        </w:rPr>
+        <w:t>Nghiên cứu này cũng cho thấy rằng trong các tình huống thực tế, mô hình đơn giản như hồi quy Logistic vẫn có thể đạt hiệu suất cạnh tranh nếu được xử lý dữ liệu và điều chỉnh phù hợp.</w:t>
+      </w:r>
+    </w:p>
+    <w:p>
+      <w:pPr>
+        <w:pStyle w:val="Normaltop6"/>
+      </w:pPr>
+    </w:p>
+    <w:p>
+      <w:pPr>
         <w:rPr>
           <w:b/>
           <w:bCs/>
@@ -2037,7 +1932,7 @@
       <w:pPr>
         <w:pStyle w:val="Heading1"/>
       </w:pPr>
-      <w:bookmarkStart w:id="0" w:name="_Toc200015409"/>
+      <w:bookmarkStart w:id="0" w:name="_Toc200026625"/>
       <w:r>
         <w:t>Introduction (Giới thiệu)</w:t>
       </w:r>
@@ -2081,10 +1976,7 @@
         <w:t>)</w:t>
       </w:r>
       <w:r>
-        <w:t xml:space="preserve">  </w:t>
-      </w:r>
-      <w:r>
-        <w:t>Xây dựng một quy trình tiền xử lý dữ liệu hiệu quả cho bộ dữ liệu Home Credit.</w:t>
+        <w:t xml:space="preserve">  Xây dựng một quy trình tiền xử lý dữ liệu hiệu quả cho bộ dữ liệu Home Credit.</w:t>
       </w:r>
     </w:p>
     <w:p>
@@ -2101,10 +1993,7 @@
         <w:t>)</w:t>
       </w:r>
       <w:r>
-        <w:t xml:space="preserve">  </w:t>
-      </w:r>
-      <w:r>
-        <w:t>Áp dụng và so sánh hiệu suất của ba thuật toán học máy phổ biến: Hồi quy Logistic, Rừng Ngẫu nhiên, và Mạng Nơ-ron trong việc dự đoán khả năng vỡ nợ.</w:t>
+        <w:t xml:space="preserve">  Áp dụng và so sánh hiệu suất của ba thuật toán học máy phổ biến: Hồi quy Logistic, Rừng Ngẫu nhiên, và Mạng Nơ-ron trong việc dự đoán khả năng vỡ nợ.</w:t>
       </w:r>
     </w:p>
     <w:p>
@@ -2112,6 +2001,7 @@
         <w:pStyle w:val="Normaltop6"/>
       </w:pPr>
       <w:r>
+        <w:lastRenderedPageBreak/>
         <w:t>(</w:t>
       </w:r>
       <w:r>
@@ -2121,10 +2011,7 @@
         <w:t>)</w:t>
       </w:r>
       <w:r>
-        <w:t xml:space="preserve">  </w:t>
-      </w:r>
-      <w:r>
-        <w:t>Đánh giá các mô hình dựa trên nhiều chỉ số, đặc biệt là AUC, và phân tích các yếu tố quan trọng ảnh hưởng đến dự đoán.</w:t>
+        <w:t xml:space="preserve">  Đánh giá các mô hình dựa trên nhiều chỉ số, đặc biệt là AUC, và phân tích các yếu tố quan trọng ảnh hưởng đến dự đoán.</w:t>
       </w:r>
     </w:p>
     <w:p>
@@ -2132,11 +2019,7 @@
         <w:pStyle w:val="Normaltop6"/>
       </w:pPr>
       <w:r>
-        <w:t xml:space="preserve">Đóng góp chính của nghiên cứu này bao gồm việc áp dụng kết hợp kỹ thuật lấy mẫu thiểu số ngẫu nhiên và điều chỉnh trọng số lớp để xử lý mất cân bằng, cùng với việc tạo đặc </w:t>
-      </w:r>
-      <w:r>
-        <w:lastRenderedPageBreak/>
-        <w:t>trưng đa thức để nắm bắt các mối quan hệ phi tuyến, và cung cấp một so sánh chi tiết về hiệu suất của các mô hình trên một bộ dữ liệu thực tế phức tạp</w:t>
+        <w:t>Đóng góp chính của nghiên cứu này bao gồm việc áp dụng kết hợp kỹ thuật lấy mẫu thiểu số ngẫu nhiên và điều chỉnh trọng số lớp để xử lý mất cân bằng, cùng với việc tạo đặc trưng đa thức để nắm bắt các mối quan hệ phi tuyến, và cung cấp một so sánh chi tiết về hiệu suất của các mô hình trên một bộ dữ liệu thực tế phức tạp</w:t>
       </w:r>
       <w:r>
         <w:t>.</w:t>
@@ -2147,18 +2030,176 @@
       <w:pPr>
         <w:pStyle w:val="Heading1"/>
       </w:pPr>
-      <w:bookmarkStart w:id="1" w:name="_Toc200015410"/>
+      <w:bookmarkStart w:id="1" w:name="_Toc200026626"/>
       <w:r>
         <w:t>Related Works (Các nghiên cứu liên quan)</w:t>
       </w:r>
       <w:bookmarkEnd w:id="1"/>
     </w:p>
+    <w:p>
+      <w:pPr>
+        <w:pStyle w:val="Normaltop6"/>
+        <w:rPr>
+          <w:sz w:val="24"/>
+          <w:szCs w:val="24"/>
+        </w:rPr>
+      </w:pPr>
+      <w:r>
+        <w:t>Dự đoán khả năng vỡ nợ (default prediction) là một chủ đề nghiên cứu quan trọng trong lĩnh vực tài chính và khoa học dữ liệu. Nhiều nghiên cứu trước đây đã áp dụng các thuật toán học máy để cải thiện hiệu suất của các hệ thống chấm điểm tín dụng (credit scoring systems).</w:t>
+      </w:r>
+    </w:p>
+    <w:p>
+      <w:pPr>
+        <w:pStyle w:val="Normaltop6"/>
+      </w:pPr>
+      <w:r>
+        <w:t>Baesens et al. (2003) đã thực hiện một nghiên cứu so sánh giữa các thuật toán như Logistic Regression, Decision Trees, Neural Networks, và Support Vector Machines trên các tập dữ liệu tín dụng, cho thấy Logistic Regression vẫn là một baseline đáng tin cậy với hiệu suất ổn định và khả năng diễn giải tốt trong các tình huống thực tế</w:t>
+      </w:r>
+      <w:r>
+        <w:t xml:space="preserve">. </w:t>
+      </w:r>
+      <w:sdt>
+        <w:sdtPr>
+          <w:id w:val="-1373299450"/>
+          <w:citation/>
+        </w:sdtPr>
+        <w:sdtContent>
+          <w:r>
+            <w:fldChar w:fldCharType="begin"/>
+          </w:r>
+          <w:r>
+            <w:rPr>
+              <w:lang w:val="en-US"/>
+            </w:rPr>
+            <w:instrText xml:space="preserve"> CITATION Bae03 \l 1033 </w:instrText>
+          </w:r>
+          <w:r>
+            <w:fldChar w:fldCharType="separate"/>
+          </w:r>
+          <w:r>
+            <w:rPr>
+              <w:noProof/>
+              <w:lang w:val="en-US"/>
+            </w:rPr>
+            <w:t>[1]</w:t>
+          </w:r>
+          <w:r>
+            <w:fldChar w:fldCharType="end"/>
+          </w:r>
+        </w:sdtContent>
+      </w:sdt>
+    </w:p>
+    <w:p>
+      <w:pPr>
+        <w:pStyle w:val="Normaltop6"/>
+      </w:pPr>
+      <w:r>
+        <w:t>Brown and Mues (2012) đề xuất việc sử dụng các mô hình ensemble như Gradient Boosting và Random Forest để cải thiện khả năng dự đoán vỡ nợ, đặc biệt là khi dữ liệu có cấu trúc phi tuyến hoặc mất cân bằng lớp rõ rệt.</w:t>
+      </w:r>
+      <w:r>
+        <w:t xml:space="preserve"> </w:t>
+      </w:r>
+      <w:sdt>
+        <w:sdtPr>
+          <w:id w:val="-1845782542"/>
+          <w:citation/>
+        </w:sdtPr>
+        <w:sdtContent>
+          <w:r>
+            <w:fldChar w:fldCharType="begin"/>
+          </w:r>
+          <w:r>
+            <w:rPr>
+              <w:lang w:val="en-US"/>
+            </w:rPr>
+            <w:instrText xml:space="preserve"> CITATION Bro12 \l 1033 </w:instrText>
+          </w:r>
+          <w:r>
+            <w:fldChar w:fldCharType="separate"/>
+          </w:r>
+          <w:r>
+            <w:rPr>
+              <w:noProof/>
+              <w:lang w:val="en-US"/>
+            </w:rPr>
+            <w:t>[2]</w:t>
+          </w:r>
+          <w:r>
+            <w:fldChar w:fldCharType="end"/>
+          </w:r>
+        </w:sdtContent>
+      </w:sdt>
+    </w:p>
+    <w:p>
+      <w:pPr>
+        <w:pStyle w:val="Normaltop6"/>
+      </w:pPr>
+      <w:r>
+        <w:rPr>
+          <w:lang w:val="en-US"/>
+        </w:rPr>
+        <w:t xml:space="preserve">Malekipirbazari và Aksakalli (2015) áp dụng thuật toán Random Forest để đánh giá rủi ro tín dụng trên nền tảng cho vay ngang hàng (P2P lending), cho thấy rằng các mô hình học máy như Random Forest có thể vượt trội hơn các phương pháp truyền thống nếu được xử lý dữ liệu đầu vào </w:t>
+      </w:r>
+      <w:r>
+        <w:t>hiệu</w:t>
+      </w:r>
+      <w:r>
+        <w:rPr>
+          <w:lang w:val="en-US"/>
+        </w:rPr>
+        <w:t xml:space="preserve"> quả và đánh giá theo các chỉ số phù hợp như AUC hoặc Precision-Recall. Nghiên cứu cũng khuyến khích việc sử dụng các kỹ thuật xử lý mất cân bằng dữ liệu để cải thiện độ nhạy trong dự đoán rủi ro vỡ nợ</w:t>
+      </w:r>
+      <w:r>
+        <w:t>.</w:t>
+      </w:r>
+      <w:r>
+        <w:t xml:space="preserve"> </w:t>
+      </w:r>
+      <w:sdt>
+        <w:sdtPr>
+          <w:id w:val="2078468672"/>
+          <w:citation/>
+        </w:sdtPr>
+        <w:sdtContent>
+          <w:r>
+            <w:fldChar w:fldCharType="begin"/>
+          </w:r>
+          <w:r>
+            <w:rPr>
+              <w:lang w:val="en-US"/>
+            </w:rPr>
+            <w:instrText xml:space="preserve"> CITATION Mal15 \l 1033 </w:instrText>
+          </w:r>
+          <w:r>
+            <w:fldChar w:fldCharType="separate"/>
+          </w:r>
+          <w:r>
+            <w:rPr>
+              <w:noProof/>
+              <w:lang w:val="en-US"/>
+            </w:rPr>
+            <w:t>[3]</w:t>
+          </w:r>
+          <w:r>
+            <w:fldChar w:fldCharType="end"/>
+          </w:r>
+        </w:sdtContent>
+      </w:sdt>
+    </w:p>
+    <w:p>
+      <w:pPr>
+        <w:pStyle w:val="Normaltop6"/>
+      </w:pPr>
+      <w:r>
+        <w:t>Những nghiên cứu kể trên tạo nền tảng lý thuyết và thực tiễn cho việc lựa chọn các mô hình Logistic Regression, Random Forest và Neural Network trong nghiên cứu này</w:t>
+      </w:r>
+    </w:p>
     <w:p/>
     <w:p>
       <w:pPr>
         <w:pStyle w:val="Heading1"/>
       </w:pPr>
-      <w:bookmarkStart w:id="2" w:name="_Toc200015411"/>
+      <w:bookmarkStart w:id="2" w:name="_Toc200026627"/>
       <w:r>
         <w:t>Proposed Method (Phương pháp đề xuất)</w:t>
       </w:r>
@@ -2176,7 +2217,7 @@
       <w:pPr>
         <w:pStyle w:val="Heading2"/>
       </w:pPr>
-      <w:bookmarkStart w:id="3" w:name="_Toc200015412"/>
+      <w:bookmarkStart w:id="3" w:name="_Toc200026628"/>
       <w:r>
         <w:rPr>
           <w:rFonts w:eastAsia="Times New Roman"/>
@@ -2249,6 +2290,7 @@
         <w:pStyle w:val="Bullet"/>
       </w:pPr>
       <w:r>
+        <w:lastRenderedPageBreak/>
         <w:t>Các cột có hơn 50% giá trị thiếu bị loại bỏ.</w:t>
       </w:r>
     </w:p>
@@ -2297,7 +2339,7 @@
       <w:pPr>
         <w:pStyle w:val="Heading2"/>
       </w:pPr>
-      <w:bookmarkStart w:id="4" w:name="_Toc200015413"/>
+      <w:bookmarkStart w:id="4" w:name="_Toc200026629"/>
       <w:r>
         <w:rPr>
           <w:rFonts w:eastAsia="Times New Roman"/>
@@ -2387,7 +2429,7 @@
       <w:pPr>
         <w:pStyle w:val="Heading2"/>
       </w:pPr>
-      <w:bookmarkStart w:id="5" w:name="_Toc200015414"/>
+      <w:bookmarkStart w:id="5" w:name="_Toc200026630"/>
       <w:r>
         <w:rPr>
           <w:rFonts w:eastAsia="Times New Roman"/>
@@ -2410,8 +2452,123 @@
         </w:rPr>
       </w:pPr>
       <w:r>
+        <w:t>Ba thuật toán học máy được lựa chọn và huấn luyện trên tập huấn luyện đã qua undersampling:</w:t>
+      </w:r>
+    </w:p>
+    <w:p>
+      <w:pPr>
+        <w:pStyle w:val="Normaltop6"/>
+      </w:pPr>
+      <w:r>
+        <w:t>(</w:t>
+      </w:r>
+      <w:r>
+        <w:t>1</w:t>
+      </w:r>
+      <w:r>
+        <w:t xml:space="preserve">) </w:t>
+      </w:r>
+      <w:r>
+        <w:t>Hồi quy Logistic (Logistic Regression):</w:t>
+      </w:r>
+    </w:p>
+    <w:p>
+      <w:pPr>
+        <w:pStyle w:val="Bullet"/>
+      </w:pPr>
+      <w:r>
+        <w:t>Sử dụng trình giải liblinear.</w:t>
+      </w:r>
+    </w:p>
+    <w:p>
+      <w:pPr>
+        <w:pStyle w:val="Bullet"/>
+      </w:pPr>
+      <w:r>
+        <w:t>Tham số class_weight='balanced'.</w:t>
+      </w:r>
+    </w:p>
+    <w:p>
+      <w:pPr>
+        <w:pStyle w:val="Bullet"/>
+      </w:pPr>
+      <w:r>
+        <w:t>Số vòng lặp tối đa (max_iter) được đặt là 300.</w:t>
+      </w:r>
+    </w:p>
+    <w:p>
+      <w:pPr>
+        <w:pStyle w:val="Normaltop6"/>
+      </w:pPr>
+      <w:r>
+        <w:t>(</w:t>
+      </w:r>
+      <w:r>
+        <w:t>2</w:t>
+      </w:r>
+      <w:r>
+        <w:t xml:space="preserve">) </w:t>
+      </w:r>
+      <w:r>
+        <w:t>Rừng Ngẫu nhiên (Random Forest):</w:t>
+      </w:r>
+    </w:p>
+    <w:p>
+      <w:pPr>
+        <w:pStyle w:val="Bullet"/>
+      </w:pPr>
+      <w:r>
+        <w:t>Số lượng cây (n_estimators): 100.</w:t>
+      </w:r>
+    </w:p>
+    <w:p>
+      <w:pPr>
+        <w:pStyle w:val="Bullet"/>
+      </w:pPr>
+      <w:r>
+        <w:t>Độ sâu tối đa của cây (max_depth): 12.</w:t>
+      </w:r>
+    </w:p>
+    <w:p>
+      <w:pPr>
+        <w:pStyle w:val="Bullet"/>
+      </w:pPr>
+      <w:r>
+        <w:t>Tham số class_weight='balanced'.</w:t>
+      </w:r>
+    </w:p>
+    <w:p>
+      <w:pPr>
+        <w:pStyle w:val="Bullet"/>
+      </w:pPr>
+      <w:r>
+        <w:t>Các tham số khác như min_samples_split=15, min_samples_leaf=8 được sử dụng để kiểm soát sự phức tạp của cây.</w:t>
+      </w:r>
+    </w:p>
+    <w:p>
+      <w:pPr>
+        <w:pStyle w:val="Normaltop6"/>
+      </w:pPr>
+      <w:r>
+        <w:t>(</w:t>
+      </w:r>
+      <w:r>
+        <w:t>3</w:t>
+      </w:r>
+      <w:r>
+        <w:t xml:space="preserve">) </w:t>
+      </w:r>
+      <w:r>
+        <w:t>Mạng Nơ-ron (Neural Network):</w:t>
+      </w:r>
+    </w:p>
+    <w:p>
+      <w:pPr>
+        <w:pStyle w:val="Normaltop6"/>
+      </w:pPr>
+      <w:r>
         <w:lastRenderedPageBreak/>
-        <w:t>Ba thuật toán học máy được lựa chọn và huấn luyện trên tập huấn luyện đã qua undersampling:</w:t>
+        <w:t>Một Mạng Nơ-ron truyền thẳng đa lớp (MLP) được xây dựng bằng Keras.</w:t>
       </w:r>
     </w:p>
     <w:p>
@@ -2419,16 +2576,7 @@
         <w:pStyle w:val="Normaltop6"/>
       </w:pPr>
       <w:r>
-        <w:t>(</w:t>
-      </w:r>
-      <w:r>
-        <w:t>1</w:t>
-      </w:r>
-      <w:r>
-        <w:t xml:space="preserve">) </w:t>
-      </w:r>
-      <w:r>
-        <w:t>Hồi quy Logistic (Logistic Regression):</w:t>
+        <w:t>Kiến trúc bao gồm:</w:t>
       </w:r>
     </w:p>
     <w:p>
@@ -2436,7 +2584,7 @@
         <w:pStyle w:val="Bullet"/>
       </w:pPr>
       <w:r>
-        <w:t>Sử dụng trình giải liblinear.</w:t>
+        <w:t>Lớp đầu vào tương ứng với số lượng đặc trưng.</w:t>
       </w:r>
     </w:p>
     <w:p>
@@ -2444,7 +2592,7 @@
         <w:pStyle w:val="Bullet"/>
       </w:pPr>
       <w:r>
-        <w:t>Tham số class_weight='balanced'.</w:t>
+        <w:t>Ba lớp ẩn với các hàm kích hoạt ReLU: 128 nơ-ron (Dropout 0.4), 64 nơ-ron (Dropout 0.3), 32 nơ-ron (Dropout 0.2).</w:t>
       </w:r>
     </w:p>
     <w:p>
@@ -2452,56 +2600,84 @@
         <w:pStyle w:val="Bullet"/>
       </w:pPr>
       <w:r>
-        <w:t>Số vòng lặp tối đa (max_iter) được đặt là 300.</w:t>
-      </w:r>
+        <w:t>Lớp đầu ra với 1 nơ-ron và hàm kích hoạt sigmoid cho bài toán phân loại nhị phân.</w:t>
+      </w:r>
+    </w:p>
+    <w:p>
+      <w:pPr>
+        <w:pStyle w:val="Bullet"/>
+      </w:pPr>
+      <w:r>
+        <w:t>Trình tối ưu hóa adam, hàm mất mát binary_crossentropy.</w:t>
+      </w:r>
+    </w:p>
+    <w:p>
+      <w:pPr>
+        <w:pStyle w:val="Bullet"/>
+      </w:pPr>
+      <w:r>
+        <w:t>Sử dụng kỹ thuật EarlyStopping dựa trên val_auc để tránh quá khớp, với patience=10.</w:t>
+      </w:r>
+    </w:p>
+    <w:p>
+      <w:pPr>
+        <w:pStyle w:val="Heading2"/>
+      </w:pPr>
+      <w:bookmarkStart w:id="6" w:name="_Toc200026631"/>
+      <w:r>
+        <w:t xml:space="preserve">Đánh </w:t>
+      </w:r>
+      <w:r>
+        <w:t>giá mô hình</w:t>
+      </w:r>
+      <w:bookmarkEnd w:id="6"/>
     </w:p>
     <w:p>
       <w:pPr>
         <w:pStyle w:val="Normaltop6"/>
       </w:pPr>
       <w:r>
-        <w:t>(</w:t>
-      </w:r>
-      <w:r>
-        <w:t>2</w:t>
-      </w:r>
-      <w:r>
-        <w:t xml:space="preserve">) </w:t>
-      </w:r>
-      <w:r>
-        <w:t>Rừng Ngẫu nhiên (Random Forest):</w:t>
-      </w:r>
-    </w:p>
-    <w:p>
-      <w:pPr>
-        <w:pStyle w:val="Bullet"/>
-      </w:pPr>
-      <w:r>
-        <w:t>Số lượng cây (n_estimators): 100.</w:t>
-      </w:r>
-    </w:p>
-    <w:p>
-      <w:pPr>
-        <w:pStyle w:val="Bullet"/>
-      </w:pPr>
-      <w:r>
-        <w:t>Độ sâu tối đa của cây (max_depth): 12.</w:t>
-      </w:r>
-    </w:p>
-    <w:p>
-      <w:pPr>
-        <w:pStyle w:val="Bullet"/>
-      </w:pPr>
-      <w:r>
-        <w:t>Tham số class_weight='balanced'.</w:t>
-      </w:r>
-    </w:p>
-    <w:p>
-      <w:pPr>
-        <w:pStyle w:val="Bullet"/>
-      </w:pPr>
-      <w:r>
-        <w:t>Các tham số khác như min_samples_split=15, min_samples_leaf=8 được sử dụng để kiểm soát sự phức tạp của cây.</w:t>
+        <w:t>Các mô hình được đánh giá trên tập kiểm tra (chưa từng được thấy trong quá trình huấn luyện hoặc undersampling) dựa trên các chỉ số sau:</w:t>
+      </w:r>
+    </w:p>
+    <w:p>
+      <w:pPr>
+        <w:pStyle w:val="Bullet-"/>
+      </w:pPr>
+      <w:r>
+        <w:t>AUC (Area Under the ROC Curve): Chỉ số chính để đánh giá khả năng phân biệt của mô hình.</w:t>
+      </w:r>
+    </w:p>
+    <w:p>
+      <w:pPr>
+        <w:pStyle w:val="Bullet-"/>
+      </w:pPr>
+      <w:r>
+        <w:t>Accuracy: Tỷ lệ tổng số dự đoán đúng.</w:t>
+      </w:r>
+    </w:p>
+    <w:p>
+      <w:pPr>
+        <w:pStyle w:val="Bullet-"/>
+      </w:pPr>
+      <w:r>
+        <w:t>Precision: Tỷ lệ các trường hợp được dự đoán là vỡ nợ mà thực sự vỡ nợ.</w:t>
+      </w:r>
+    </w:p>
+    <w:p>
+      <w:pPr>
+        <w:pStyle w:val="Bullet-"/>
+      </w:pPr>
+      <w:r>
+        <w:t>Recall (Sensitivity): Tỷ lệ các trường hợp thực sự vỡ nợ mà được mô hình dự đoán đúng.</w:t>
+      </w:r>
+    </w:p>
+    <w:p>
+      <w:pPr>
+        <w:pStyle w:val="Bullet-"/>
+      </w:pPr>
+      <w:r>
+        <w:t>F1-score: Trung bình điều hòa của Precision và Recall.</w:t>
       </w:r>
     </w:p>
     <w:p>
@@ -2509,24 +2685,125 @@
         <w:pStyle w:val="Normaltop6"/>
       </w:pPr>
       <w:r>
-        <w:t>(</w:t>
-      </w:r>
-      <w:r>
-        <w:t>3</w:t>
-      </w:r>
-      <w:r>
-        <w:t xml:space="preserve">) </w:t>
-      </w:r>
-      <w:r>
-        <w:t>Mạng Nơ-ron (Neural Network):</w:t>
-      </w:r>
+        <w:t>Ngoài ra, kiểm định chéo K-Fold phân tầng (K=5) được thực hiện trên toàn bộ dữ liệu đã tiền xử lý để đánh giá tính ổn định của mô hình Hồi quy Logistic. Trong mỗi fold, quy trình undersampling trên phần huấn luyện của fold đó được lặp lại</w:t>
+      </w:r>
+    </w:p>
+    <w:p/>
+    <w:p>
+      <w:pPr>
+        <w:pStyle w:val="Heading1"/>
+      </w:pPr>
+      <w:bookmarkStart w:id="7" w:name="_Toc200026632"/>
+      <w:r>
+        <w:t>Experiments (Thí nghiệm / Đánh giá)</w:t>
+      </w:r>
+      <w:bookmarkEnd w:id="7"/>
+    </w:p>
+    <w:p>
+      <w:pPr>
+        <w:pStyle w:val="Heading2"/>
+      </w:pPr>
+      <w:bookmarkStart w:id="8" w:name="_Toc200026633"/>
+      <w:r>
+        <w:rPr>
+          <w:rFonts w:eastAsia="Times New Roman"/>
+        </w:rPr>
+        <w:t xml:space="preserve">Thông tin </w:t>
+      </w:r>
+      <w:r>
+        <w:rPr>
+          <w:rFonts w:eastAsia="Times New Roman"/>
+        </w:rPr>
+        <w:t>dữ liệu</w:t>
+      </w:r>
+      <w:bookmarkEnd w:id="8"/>
+    </w:p>
+    <w:p>
+      <w:pPr>
+        <w:pStyle w:val="Bullet-"/>
+        <w:rPr>
+          <w:rFonts w:eastAsia="Times New Roman"/>
+        </w:rPr>
+      </w:pPr>
+      <w:r>
+        <w:rPr>
+          <w:rFonts w:eastAsia="Times New Roman"/>
+        </w:rPr>
+        <w:t>Dữ liệu gốc được lấy từ Kaggle Home Credit Default Risk Competition bao gồm hơn 300,000 hồ sơ khách hàng với hơn 100 biến đặc trưng định lượng và định danh</w:t>
+      </w:r>
+    </w:p>
+    <w:p>
+      <w:pPr>
+        <w:pStyle w:val="Bullet-"/>
+        <w:rPr>
+          <w:rFonts w:eastAsia="Times New Roman"/>
+        </w:rPr>
+      </w:pPr>
+      <w:r>
+        <w:t>Số mẫu ban đầu: 307,511.</w:t>
+      </w:r>
+    </w:p>
+    <w:p>
+      <w:pPr>
+        <w:pStyle w:val="Bullet-"/>
+      </w:pPr>
+      <w:r>
+        <w:t>Số đặc trưng sau tiền xử lý (trước khi chia train/test): 247.</w:t>
+      </w:r>
+    </w:p>
+    <w:p>
+      <w:pPr>
+        <w:pStyle w:val="Bullet-"/>
+      </w:pPr>
+      <w:r>
+        <w:t>Tập huấn luyện (trước undersampling): 246,008 mẫu.</w:t>
+      </w:r>
+    </w:p>
+    <w:p>
+      <w:pPr>
+        <w:pStyle w:val="Bullet-"/>
+      </w:pPr>
+      <w:r>
+        <w:t>Tập huấn luyện (sau undersampling): 39,720 mẫu (cân bằng giữa hai lớp).</w:t>
+      </w:r>
+    </w:p>
+    <w:p>
+      <w:pPr>
+        <w:pStyle w:val="Bullet-"/>
+      </w:pPr>
+      <w:r>
+        <w:t>Tập kiểm tra: 61,503 mẫu.</w:t>
+      </w:r>
+    </w:p>
+    <w:p>
+      <w:pPr>
+        <w:pStyle w:val="Heading2"/>
+      </w:pPr>
+      <w:bookmarkStart w:id="9" w:name="_Toc200026634"/>
+      <w:r>
+        <w:rPr>
+          <w:rFonts w:eastAsia="Times New Roman"/>
+        </w:rPr>
+        <w:t xml:space="preserve">Hiệu </w:t>
+      </w:r>
+      <w:r>
+        <w:rPr>
+          <w:rFonts w:eastAsia="Times New Roman"/>
+        </w:rPr>
+        <w:t>suất mô hình trên tập kiểm tra</w:t>
+      </w:r>
+      <w:bookmarkEnd w:id="9"/>
     </w:p>
     <w:p>
       <w:pPr>
         <w:pStyle w:val="Normaltop6"/>
-      </w:pPr>
-      <w:r>
-        <w:t>Một Mạng Nơ-ron truyền thẳng đa lớp (MLP) được xây dựng bằng Keras.</w:t>
+        <w:rPr>
+          <w:rFonts w:eastAsia="Times New Roman"/>
+        </w:rPr>
+      </w:pPr>
+      <w:r>
+        <w:lastRenderedPageBreak/>
+        <w:t>Bảng 1: Hiệu suất các mô hình trên tập kiểm tra</w:t>
       </w:r>
     </w:p>
     <w:p>
@@ -2534,229 +2811,9 @@
         <w:pStyle w:val="Normaltop6"/>
       </w:pPr>
       <w:r>
-        <w:t>Kiến trúc bao gồm:</w:t>
-      </w:r>
-    </w:p>
-    <w:p>
-      <w:pPr>
-        <w:pStyle w:val="Bullet"/>
-      </w:pPr>
-      <w:r>
-        <w:t>Lớp đầu vào tương ứng với số lượng đặc trưng.</w:t>
-      </w:r>
-    </w:p>
-    <w:p>
-      <w:pPr>
-        <w:pStyle w:val="Bullet"/>
-      </w:pPr>
-      <w:r>
-        <w:t>Ba lớp ẩn với các hàm kích hoạt ReLU: 128 nơ-ron (Dropout 0.4), 64 nơ-ron (Dropout 0.3), 32 nơ-ron (Dropout 0.2).</w:t>
-      </w:r>
-    </w:p>
-    <w:p>
-      <w:pPr>
-        <w:pStyle w:val="Bullet"/>
-      </w:pPr>
-      <w:r>
-        <w:t>Lớp đầu ra với 1 nơ-ron và hàm kích hoạt sigmoid cho bài toán phân loại nhị phân.</w:t>
-      </w:r>
-    </w:p>
-    <w:p>
-      <w:pPr>
-        <w:pStyle w:val="Bullet"/>
-      </w:pPr>
-      <w:r>
-        <w:t>Trình tối ưu hóa adam, hàm mất mát binary_crossentropy.</w:t>
-      </w:r>
-    </w:p>
-    <w:p>
-      <w:pPr>
-        <w:pStyle w:val="Bullet"/>
-      </w:pPr>
-      <w:r>
-        <w:t>Sử dụng kỹ thuật EarlyStopping dựa trên val_auc để tránh quá khớp, với patience=10.</w:t>
-      </w:r>
-    </w:p>
-    <w:p>
-      <w:pPr>
-        <w:pStyle w:val="Heading2"/>
-      </w:pPr>
-      <w:bookmarkStart w:id="6" w:name="_Toc200015415"/>
-      <w:r>
-        <w:t xml:space="preserve">Đánh </w:t>
-      </w:r>
-      <w:r>
-        <w:t>giá mô hình</w:t>
-      </w:r>
-      <w:bookmarkEnd w:id="6"/>
-    </w:p>
-    <w:p>
-      <w:pPr>
-        <w:pStyle w:val="Normaltop6"/>
-      </w:pPr>
-      <w:r>
-        <w:t>Các mô hình được đánh giá trên tập kiểm tra (chưa từng được thấy trong quá trình huấn luyện hoặc undersampling) dựa trên các chỉ số sau:</w:t>
-      </w:r>
-    </w:p>
-    <w:p>
-      <w:pPr>
-        <w:pStyle w:val="Bullet-"/>
-      </w:pPr>
-      <w:r>
-        <w:t>AUC (Area Under the ROC Curve): Chỉ số chính để đánh giá khả năng phân biệt của mô hình.</w:t>
-      </w:r>
-    </w:p>
-    <w:p>
-      <w:pPr>
-        <w:pStyle w:val="Bullet-"/>
-      </w:pPr>
-      <w:r>
-        <w:t>Accuracy: Tỷ lệ tổng số dự đoán đúng.</w:t>
-      </w:r>
-    </w:p>
-    <w:p>
-      <w:pPr>
-        <w:pStyle w:val="Bullet-"/>
-      </w:pPr>
-      <w:r>
-        <w:t>Precision: Tỷ lệ các trường hợp được dự đoán là vỡ nợ mà thực sự vỡ nợ.</w:t>
-      </w:r>
-    </w:p>
-    <w:p>
-      <w:pPr>
-        <w:pStyle w:val="Bullet-"/>
-      </w:pPr>
-      <w:r>
-        <w:t>Recall (Sensitivity): Tỷ lệ các trường hợp thực sự vỡ nợ mà được mô hình dự đoán đúng.</w:t>
-      </w:r>
-    </w:p>
-    <w:p>
-      <w:pPr>
-        <w:pStyle w:val="Bullet-"/>
-      </w:pPr>
-      <w:r>
-        <w:t>F1-score: Trung bình điều hòa của Precision và Recall.</w:t>
-      </w:r>
-    </w:p>
-    <w:p>
-      <w:pPr>
-        <w:pStyle w:val="Normaltop6"/>
-      </w:pPr>
-      <w:r>
-        <w:lastRenderedPageBreak/>
-        <w:t>Ngoài ra, kiểm định chéo K-Fold phân tầng (K=5) được thực hiện trên toàn bộ dữ liệu đã tiền xử lý để đánh giá tính ổn định của mô hình Hồi quy Logistic. Trong mỗi fold, quy trình undersampling trên phần huấn luyện của fold đó được lặp lại</w:t>
-      </w:r>
-    </w:p>
-    <w:p/>
-    <w:p>
-      <w:pPr>
-        <w:pStyle w:val="Heading1"/>
-      </w:pPr>
-      <w:bookmarkStart w:id="7" w:name="_Toc200015416"/>
-      <w:r>
-        <w:t>Experiments (Thí nghiệm / Đánh giá)</w:t>
-      </w:r>
-      <w:bookmarkEnd w:id="7"/>
-    </w:p>
-    <w:p>
-      <w:pPr>
-        <w:pStyle w:val="Heading2"/>
-      </w:pPr>
-      <w:bookmarkStart w:id="8" w:name="_Toc200015417"/>
-      <w:r>
         <w:rPr>
           <w:rFonts w:eastAsia="Times New Roman"/>
-        </w:rPr>
-        <w:t xml:space="preserve">Thông tin </w:t>
-      </w:r>
-      <w:r>
-        <w:rPr>
-          <w:rFonts w:eastAsia="Times New Roman"/>
-        </w:rPr>
-        <w:t>dữ liệu</w:t>
-      </w:r>
-      <w:bookmarkEnd w:id="8"/>
-    </w:p>
-    <w:p>
-      <w:pPr>
-        <w:pStyle w:val="Bullet-"/>
-        <w:rPr>
-          <w:rFonts w:eastAsia="Times New Roman"/>
-        </w:rPr>
-      </w:pPr>
-      <w:r>
-        <w:t>Số mẫu ban đầu: 307,511.</w:t>
-      </w:r>
-    </w:p>
-    <w:p>
-      <w:pPr>
-        <w:pStyle w:val="Bullet-"/>
-      </w:pPr>
-      <w:r>
-        <w:t>Số đặc trưng sau tiền xử lý (trước khi chia train/test): 247.</w:t>
-      </w:r>
-    </w:p>
-    <w:p>
-      <w:pPr>
-        <w:pStyle w:val="Bullet-"/>
-      </w:pPr>
-      <w:r>
-        <w:t>Tập huấn luyện (trước undersampling): 246,008 mẫu.</w:t>
-      </w:r>
-    </w:p>
-    <w:p>
-      <w:pPr>
-        <w:pStyle w:val="Bullet-"/>
-      </w:pPr>
-      <w:r>
-        <w:t>Tập huấn luyện (sau undersampling): 39,720 mẫu (cân bằng giữa hai lớp).</w:t>
-      </w:r>
-    </w:p>
-    <w:p>
-      <w:pPr>
-        <w:pStyle w:val="Bullet-"/>
-      </w:pPr>
-      <w:r>
-        <w:t>Tập kiểm tra: 61,503 mẫu.</w:t>
-      </w:r>
-    </w:p>
-    <w:p>
-      <w:pPr>
-        <w:pStyle w:val="Heading2"/>
-      </w:pPr>
-      <w:bookmarkStart w:id="9" w:name="_Toc200015418"/>
-      <w:r>
-        <w:rPr>
-          <w:rFonts w:eastAsia="Times New Roman"/>
-        </w:rPr>
-        <w:t xml:space="preserve">Hiệu </w:t>
-      </w:r>
-      <w:r>
-        <w:rPr>
-          <w:rFonts w:eastAsia="Times New Roman"/>
-        </w:rPr>
-        <w:t>suất mô hình trên tập kiểm tra</w:t>
-      </w:r>
-      <w:bookmarkEnd w:id="9"/>
-    </w:p>
-    <w:p>
-      <w:pPr>
-        <w:pStyle w:val="Normaltop6"/>
-        <w:rPr>
-          <w:rFonts w:eastAsia="Times New Roman"/>
-        </w:rPr>
-      </w:pPr>
-      <w:r>
-        <w:t>Bảng 1: Hiệu suất các mô hình trên tập kiểm tra</w:t>
-      </w:r>
-    </w:p>
-    <w:p>
-      <w:pPr>
-        <w:pStyle w:val="Normaltop6"/>
-      </w:pPr>
-      <w:r>
-        <w:rPr>
-          <w:rFonts w:eastAsia="Times New Roman"/>
+          <w:noProof/>
         </w:rPr>
         <w:drawing>
           <wp:inline distT="0" distB="0" distL="0" distR="0" wp14:anchorId="311CF2EA" wp14:editId="567F82A0">
@@ -2820,7 +2877,7 @@
       <w:pPr>
         <w:pStyle w:val="Heading2"/>
       </w:pPr>
-      <w:bookmarkStart w:id="10" w:name="_Toc200015419"/>
+      <w:bookmarkStart w:id="10" w:name="_Toc200026635"/>
       <w:r>
         <w:rPr>
           <w:rFonts w:eastAsia="Times New Roman"/>
@@ -2850,7 +2907,7 @@
       <w:pPr>
         <w:pStyle w:val="Heading2"/>
       </w:pPr>
-      <w:bookmarkStart w:id="11" w:name="_Toc200015420"/>
+      <w:bookmarkStart w:id="11" w:name="_Toc200026636"/>
       <w:r>
         <w:rPr>
           <w:rFonts w:eastAsia="Times New Roman"/>
@@ -2937,7 +2994,6 @@
         <w:pStyle w:val="Normaltop6"/>
       </w:pPr>
       <w:r>
-        <w:lastRenderedPageBreak/>
         <w:t>EXT_SOURCE_3 DAYS_BIRTH</w:t>
       </w:r>
       <w:r>
@@ -3035,7 +3091,11 @@
         <w:pStyle w:val="Normaltop6"/>
       </w:pPr>
       <w:r>
-        <w:t>Các đặc trưng liên quan đến EXT_SOURCE_2 và EXT_SOURCE_3 (điểm số từ các nguồn dữ liệu bên ngoài) và các tương tác của chúng (ví dụ, tích hoặc lũy thừa) chiếm vị trí hàng đầu. Điều này nhấn mạnh tầm quan trọng của thông tin tín dụng bên ngoài và các mối quan hệ phi tuyến trong việc dự đoán khả năng vỡ nợ. DAYS_BIRTH (tuổi của khách hàng) cũng xuất hiện trong các tương tác quan trọng</w:t>
+        <w:t xml:space="preserve">Các đặc trưng liên quan đến EXT_SOURCE_2 và EXT_SOURCE_3 (điểm số từ các nguồn dữ liệu bên ngoài) và các tương tác của chúng (ví dụ, tích hoặc lũy thừa) chiếm vị </w:t>
+      </w:r>
+      <w:r>
+        <w:lastRenderedPageBreak/>
+        <w:t>trí hàng đầu. Điều này nhấn mạnh tầm quan trọng của thông tin tín dụng bên ngoài và các mối quan hệ phi tuyến trong việc dự đoán khả năng vỡ nợ. DAYS_BIRTH (tuổi của khách hàng) cũng xuất hiện trong các tương tác quan trọng</w:t>
       </w:r>
     </w:p>
     <w:p/>
@@ -3043,7 +3103,7 @@
       <w:pPr>
         <w:pStyle w:val="Heading1"/>
       </w:pPr>
-      <w:bookmarkStart w:id="12" w:name="_Toc200015421"/>
+      <w:bookmarkStart w:id="12" w:name="_Toc200026637"/>
       <w:r>
         <w:t>Conclusion and Future Work (Kết luận và hướng phát triển)</w:t>
       </w:r>
@@ -3086,16 +3146,7 @@
         <w:pStyle w:val="Normaltop6"/>
       </w:pPr>
       <w:r>
-        <w:t>(</w:t>
-      </w:r>
-      <w:r>
-        <w:t>1</w:t>
-      </w:r>
-      <w:r>
-        <w:t xml:space="preserve">) </w:t>
-      </w:r>
-      <w:r>
-        <w:t>Tích hợp dữ liệu từ các bảng phụ: Kết hợp thông tin từ bureau.csv, previous_application.csv, v.v., để tạo ra các đặc trưng toàn diện hơn.</w:t>
+        <w:t>(1) Tích hợp dữ liệu từ các bảng phụ: Kết hợp thông tin từ bureau.csv, previous_application.csv, v.v., để tạo ra các đặc trưng toàn diện hơn.</w:t>
       </w:r>
     </w:p>
     <w:p>
@@ -3103,10 +3154,7 @@
         <w:pStyle w:val="Normaltop6"/>
       </w:pPr>
       <w:r>
-        <w:t xml:space="preserve">(2) </w:t>
-      </w:r>
-      <w:r>
-        <w:t>Kỹ thuật đặc trưng nâng cao: Khám phá các phương pháp tạo đặc trưng tự động hoặc dựa trên kiến thức chuyên môn sâu hơn.</w:t>
+        <w:t>(2) Kỹ thuật đặc trưng nâng cao: Khám phá các phương pháp tạo đặc trưng tự động hoặc dựa trên kiến thức chuyên môn sâu hơn.</w:t>
       </w:r>
     </w:p>
     <w:p>
@@ -3114,17 +3162,7 @@
         <w:pStyle w:val="Normaltop6"/>
       </w:pPr>
       <w:r>
-        <w:lastRenderedPageBreak/>
-        <w:t>(</w:t>
-      </w:r>
-      <w:r>
-        <w:t>3</w:t>
-      </w:r>
-      <w:r>
-        <w:t xml:space="preserve">) </w:t>
-      </w:r>
-      <w:r>
-        <w:t>Tinh chỉnh siêu tham số: Sử dụng các kỹ thuật như Grid Search, Random Search hoặc Bayesian Optimization để tìm bộ siêu tham số tối ưu cho từng mô hình.</w:t>
+        <w:t>(3) Tinh chỉnh siêu tham số: Sử dụng các kỹ thuật như Grid Search, Random Search hoặc Bayesian Optimization để tìm bộ siêu tham số tối ưu cho từng mô hình.</w:t>
       </w:r>
     </w:p>
     <w:p>
@@ -3132,10 +3170,7 @@
         <w:pStyle w:val="Normaltop6"/>
       </w:pPr>
       <w:r>
-        <w:t xml:space="preserve">(4) </w:t>
-      </w:r>
-      <w:r>
-        <w:t>Khám phá các thuật toán Ensemble khác: Thử nghiệm với các thuật toán mạnh mẽ như XGBoost, LightGBM, hoặc CatBoost, vốn thường cho kết quả tốt trong các cuộc thi Kaggle.</w:t>
+        <w:t>(4) Khám phá các thuật toán Ensemble khác: Thử nghiệm với các thuật toán mạnh mẽ như XGBoost, LightGBM, hoặc CatBoost, vốn thường cho kết quả tốt trong các cuộc thi Kaggle.</w:t>
       </w:r>
     </w:p>
     <w:p>
@@ -3143,10 +3178,7 @@
         <w:pStyle w:val="Normaltop6"/>
       </w:pPr>
       <w:r>
-        <w:t xml:space="preserve">(5) </w:t>
-      </w:r>
-      <w:r>
-        <w:t>Phân tích sâu hơn về tính diễn giải: Đặc biệt đối với các mô hình hộp đen như Mạng Nơ-ron, sử dụng các kỹ thuật như SHAP hoặc LIME để hiểu rõ hơn về quyết định của mô hình.</w:t>
+        <w:t>(5) Phân tích sâu hơn về tính diễn giải: Đặc biệt đối với các mô hình hộp đen như Mạng Nơ-ron, sử dụng các kỹ thuật như SHAP hoặc LIME để hiểu rõ hơn về quyết định của mô hình.</w:t>
       </w:r>
     </w:p>
     <w:p/>
@@ -3172,33 +3204,25 @@
             <w:rPr>
               <w:b/>
               <w:bCs/>
+              <w:sz w:val="26"/>
+              <w:szCs w:val="26"/>
             </w:rPr>
           </w:pPr>
           <w:r>
             <w:rPr>
               <w:b/>
               <w:bCs/>
+              <w:sz w:val="26"/>
+              <w:szCs w:val="26"/>
             </w:rPr>
-            <w:t>References</w:t>
+            <w:t>References (Tài liệu tham khảo</w:t>
           </w:r>
           <w:r>
             <w:rPr>
               <w:b/>
               <w:bCs/>
-            </w:rPr>
-            <w:t xml:space="preserve"> </w:t>
-          </w:r>
-          <w:r>
-            <w:rPr>
-              <w:b/>
-              <w:bCs/>
-            </w:rPr>
-            <w:t>(Tài liệu tham khảo</w:t>
-          </w:r>
-          <w:r>
-            <w:rPr>
-              <w:b/>
-              <w:bCs/>
+              <w:sz w:val="26"/>
+              <w:szCs w:val="26"/>
             </w:rPr>
             <w:t>)</w:t>
           </w:r>
@@ -3243,12 +3267,12 @@
                 <w:tblLook w:val="04A0" w:firstRow="1" w:lastRow="0" w:firstColumn="1" w:lastColumn="0" w:noHBand="0" w:noVBand="1"/>
               </w:tblPr>
               <w:tblGrid>
-                <w:gridCol w:w="402"/>
-                <w:gridCol w:w="9498"/>
+                <w:gridCol w:w="379"/>
+                <w:gridCol w:w="9521"/>
               </w:tblGrid>
               <w:tr>
                 <w:trPr>
-                  <w:divId w:val="882836771"/>
+                  <w:divId w:val="647629699"/>
                   <w:tblCellSpacing w:w="15" w:type="dxa"/>
                 </w:trPr>
                 <w:tc>
@@ -3261,13 +3285,15 @@
                       <w:pStyle w:val="Bibliography"/>
                       <w:rPr>
                         <w:noProof/>
-                        <w:sz w:val="24"/>
-                        <w:szCs w:val="24"/>
+                        <w:sz w:val="26"/>
+                        <w:szCs w:val="26"/>
                       </w:rPr>
                     </w:pPr>
                     <w:r>
                       <w:rPr>
                         <w:noProof/>
+                        <w:sz w:val="26"/>
+                        <w:szCs w:val="26"/>
                       </w:rPr>
                       <w:t xml:space="preserve">[1] </w:t>
                     </w:r>
@@ -3283,34 +3309,42 @@
                       <w:pStyle w:val="Bibliography"/>
                       <w:rPr>
                         <w:noProof/>
+                        <w:sz w:val="26"/>
+                        <w:szCs w:val="26"/>
                       </w:rPr>
                     </w:pPr>
                     <w:r>
                       <w:rPr>
                         <w:noProof/>
+                        <w:sz w:val="26"/>
+                        <w:szCs w:val="26"/>
                       </w:rPr>
-                      <w:t xml:space="preserve">Jurafsky, Daniel and Martin, James H, "Chapter 5: Logistic Regression," </w:t>
+                      <w:t xml:space="preserve">B. V. G. T. V. S. S. M. S. J. &amp;. V. J. Baesens, "Benchmarking state-of-the-art classification algorithms for credit scoring," </w:t>
                     </w:r>
                     <w:r>
                       <w:rPr>
                         <w:i/>
                         <w:iCs/>
                         <w:noProof/>
+                        <w:sz w:val="26"/>
+                        <w:szCs w:val="26"/>
                       </w:rPr>
-                      <w:t xml:space="preserve">Speech and Language Processing, </w:t>
+                      <w:t xml:space="preserve">Journal of the operational research society, </w:t>
                     </w:r>
                     <w:r>
                       <w:rPr>
                         <w:noProof/>
+                        <w:sz w:val="26"/>
+                        <w:szCs w:val="26"/>
                       </w:rPr>
-                      <w:t xml:space="preserve">pp. 11--17, 2023. </w:t>
+                      <w:t xml:space="preserve">vol. 54, no. 6, pp. 627-635, 2003. </w:t>
                     </w:r>
                   </w:p>
                 </w:tc>
               </w:tr>
               <w:tr>
                 <w:trPr>
-                  <w:divId w:val="882836771"/>
+                  <w:divId w:val="647629699"/>
                   <w:tblCellSpacing w:w="15" w:type="dxa"/>
                 </w:trPr>
                 <w:tc>
@@ -3323,11 +3357,15 @@
                       <w:pStyle w:val="Bibliography"/>
                       <w:rPr>
                         <w:noProof/>
+                        <w:sz w:val="26"/>
+                        <w:szCs w:val="26"/>
                       </w:rPr>
                     </w:pPr>
                     <w:r>
                       <w:rPr>
                         <w:noProof/>
+                        <w:sz w:val="26"/>
+                        <w:szCs w:val="26"/>
                       </w:rPr>
                       <w:t xml:space="preserve">[2] </w:t>
                     </w:r>
@@ -3343,27 +3381,107 @@
                       <w:pStyle w:val="Bibliography"/>
                       <w:rPr>
                         <w:noProof/>
+                        <w:sz w:val="26"/>
+                        <w:szCs w:val="26"/>
                       </w:rPr>
                     </w:pPr>
                     <w:r>
                       <w:rPr>
                         <w:noProof/>
+                        <w:sz w:val="26"/>
+                        <w:szCs w:val="26"/>
                       </w:rPr>
-                      <w:t xml:space="preserve">Liu, Yanli and Gao, Yuan and Yin, Wotao, "An improved analysis of stochastic gradient descent with momentum," </w:t>
+                      <w:t xml:space="preserve">I. &amp;. M. C. Brown, "An experimental comparison of classification algorithms for imbalanced credit scoring data sets," </w:t>
                     </w:r>
                     <w:r>
                       <w:rPr>
                         <w:i/>
                         <w:iCs/>
                         <w:noProof/>
+                        <w:sz w:val="26"/>
+                        <w:szCs w:val="26"/>
                       </w:rPr>
-                      <w:t xml:space="preserve">Advances in Neural Information Processing Systems, </w:t>
+                      <w:t xml:space="preserve">Expert systems with applications, </w:t>
                     </w:r>
                     <w:r>
                       <w:rPr>
                         <w:noProof/>
+                        <w:sz w:val="26"/>
+                        <w:szCs w:val="26"/>
                       </w:rPr>
-                      <w:t xml:space="preserve">vol. 33, pp. 18261--18271, 2020. </w:t>
+                      <w:t xml:space="preserve">vol. 39, no. 3, pp. 3446-3453, 2012. </w:t>
+                    </w:r>
+                  </w:p>
+                </w:tc>
+              </w:tr>
+              <w:tr>
+                <w:trPr>
+                  <w:divId w:val="647629699"/>
+                  <w:tblCellSpacing w:w="15" w:type="dxa"/>
+                </w:trPr>
+                <w:tc>
+                  <w:tcPr>
+                    <w:tcW w:w="50" w:type="pct"/>
+                    <w:hideMark/>
+                  </w:tcPr>
+                  <w:p>
+                    <w:pPr>
+                      <w:pStyle w:val="Bibliography"/>
+                      <w:rPr>
+                        <w:noProof/>
+                        <w:sz w:val="26"/>
+                        <w:szCs w:val="26"/>
+                      </w:rPr>
+                    </w:pPr>
+                    <w:r>
+                      <w:rPr>
+                        <w:noProof/>
+                        <w:sz w:val="26"/>
+                        <w:szCs w:val="26"/>
+                      </w:rPr>
+                      <w:t xml:space="preserve">[3] </w:t>
+                    </w:r>
+                  </w:p>
+                </w:tc>
+                <w:tc>
+                  <w:tcPr>
+                    <w:tcW w:w="0" w:type="auto"/>
+                    <w:hideMark/>
+                  </w:tcPr>
+                  <w:p>
+                    <w:pPr>
+                      <w:pStyle w:val="Bibliography"/>
+                      <w:rPr>
+                        <w:noProof/>
+                        <w:sz w:val="26"/>
+                        <w:szCs w:val="26"/>
+                      </w:rPr>
+                    </w:pPr>
+                    <w:r>
+                      <w:rPr>
+                        <w:noProof/>
+                        <w:sz w:val="26"/>
+                        <w:szCs w:val="26"/>
+                      </w:rPr>
+                      <w:t xml:space="preserve">M. &amp;. A. V. Malekipirbazari, "Risk assessment in social lending via random forests," </w:t>
+                    </w:r>
+                    <w:r>
+                      <w:rPr>
+                        <w:i/>
+                        <w:iCs/>
+                        <w:noProof/>
+                        <w:sz w:val="26"/>
+                        <w:szCs w:val="26"/>
+                      </w:rPr>
+                      <w:t xml:space="preserve">Expert systems with applications, </w:t>
+                    </w:r>
+                    <w:r>
+                      <w:rPr>
+                        <w:noProof/>
+                        <w:sz w:val="26"/>
+                        <w:szCs w:val="26"/>
+                      </w:rPr>
+                      <w:t xml:space="preserve">vol. 42, no. 10, pp. 4621-4631, 2015. </w:t>
                     </w:r>
                   </w:p>
                 </w:tc>
@@ -3371,7 +3489,7 @@
             </w:tbl>
             <w:p>
               <w:pPr>
-                <w:divId w:val="882836771"/>
+                <w:divId w:val="647629699"/>
                 <w:rPr>
                   <w:noProof/>
                 </w:rPr>
@@ -3391,15 +3509,6 @@
         </w:sdt>
       </w:sdtContent>
     </w:sdt>
-    <w:p>
-      <w:pPr>
-        <w:rPr>
-          <w:b/>
-          <w:bCs/>
-        </w:rPr>
-      </w:pPr>
-    </w:p>
-    <w:p/>
     <w:sectPr>
       <w:headerReference w:type="default" r:id="rId9"/>
       <w:footerReference w:type="default" r:id="rId10"/>
@@ -5097,75 +5206,21 @@
   </w:num>
   <w:num w:numId="5" w16cid:durableId="798762348">
     <w:abstractNumId w:val="7"/>
-    <w:lvlOverride w:ilvl="0"/>
-    <w:lvlOverride w:ilvl="1"/>
-    <w:lvlOverride w:ilvl="2"/>
-    <w:lvlOverride w:ilvl="3"/>
-    <w:lvlOverride w:ilvl="4"/>
-    <w:lvlOverride w:ilvl="5"/>
-    <w:lvlOverride w:ilvl="6"/>
-    <w:lvlOverride w:ilvl="7"/>
-    <w:lvlOverride w:ilvl="8"/>
   </w:num>
   <w:num w:numId="6" w16cid:durableId="152188031">
     <w:abstractNumId w:val="6"/>
-    <w:lvlOverride w:ilvl="0"/>
-    <w:lvlOverride w:ilvl="1"/>
-    <w:lvlOverride w:ilvl="2"/>
-    <w:lvlOverride w:ilvl="3"/>
-    <w:lvlOverride w:ilvl="4"/>
-    <w:lvlOverride w:ilvl="5"/>
-    <w:lvlOverride w:ilvl="6"/>
-    <w:lvlOverride w:ilvl="7"/>
-    <w:lvlOverride w:ilvl="8"/>
   </w:num>
   <w:num w:numId="7" w16cid:durableId="868837183">
     <w:abstractNumId w:val="10"/>
-    <w:lvlOverride w:ilvl="0"/>
-    <w:lvlOverride w:ilvl="1"/>
-    <w:lvlOverride w:ilvl="2"/>
-    <w:lvlOverride w:ilvl="3"/>
-    <w:lvlOverride w:ilvl="4"/>
-    <w:lvlOverride w:ilvl="5"/>
-    <w:lvlOverride w:ilvl="6"/>
-    <w:lvlOverride w:ilvl="7"/>
-    <w:lvlOverride w:ilvl="8"/>
   </w:num>
   <w:num w:numId="8" w16cid:durableId="246503225">
     <w:abstractNumId w:val="4"/>
-    <w:lvlOverride w:ilvl="0"/>
-    <w:lvlOverride w:ilvl="1"/>
-    <w:lvlOverride w:ilvl="2"/>
-    <w:lvlOverride w:ilvl="3"/>
-    <w:lvlOverride w:ilvl="4"/>
-    <w:lvlOverride w:ilvl="5"/>
-    <w:lvlOverride w:ilvl="6"/>
-    <w:lvlOverride w:ilvl="7"/>
-    <w:lvlOverride w:ilvl="8"/>
   </w:num>
   <w:num w:numId="9" w16cid:durableId="50469608">
     <w:abstractNumId w:val="9"/>
-    <w:lvlOverride w:ilvl="0"/>
-    <w:lvlOverride w:ilvl="1"/>
-    <w:lvlOverride w:ilvl="2"/>
-    <w:lvlOverride w:ilvl="3"/>
-    <w:lvlOverride w:ilvl="4"/>
-    <w:lvlOverride w:ilvl="5"/>
-    <w:lvlOverride w:ilvl="6"/>
-    <w:lvlOverride w:ilvl="7"/>
-    <w:lvlOverride w:ilvl="8"/>
   </w:num>
   <w:num w:numId="10" w16cid:durableId="594359540">
     <w:abstractNumId w:val="2"/>
-    <w:lvlOverride w:ilvl="0"/>
-    <w:lvlOverride w:ilvl="1"/>
-    <w:lvlOverride w:ilvl="2"/>
-    <w:lvlOverride w:ilvl="3"/>
-    <w:lvlOverride w:ilvl="4"/>
-    <w:lvlOverride w:ilvl="5"/>
-    <w:lvlOverride w:ilvl="6"/>
-    <w:lvlOverride w:ilvl="7"/>
-    <w:lvlOverride w:ilvl="8"/>
   </w:num>
   <w:num w:numId="11" w16cid:durableId="1669865482">
     <w:abstractNumId w:val="3"/>
@@ -6802,6 +6857,19 @@
       <w14:ligatures w14:val="none"/>
     </w:rPr>
   </w:style>
+  <w:style w:type="character" w:styleId="HTMLCode">
+    <w:name w:val="HTML Code"/>
+    <w:basedOn w:val="DefaultParagraphFont"/>
+    <w:uiPriority w:val="99"/>
+    <w:semiHidden/>
+    <w:unhideWhenUsed/>
+    <w:rsid w:val="00161343"/>
+    <w:rPr>
+      <w:rFonts w:ascii="Courier New" w:eastAsia="Times New Roman" w:hAnsi="Courier New" w:cs="Courier New"/>
+      <w:sz w:val="20"/>
+      <w:szCs w:val="20"/>
+    </w:rPr>
+  </w:style>
 </w:styles>
 </file>
 
@@ -7103,41 +7171,79 @@
 <file path=customXml/item1.xml><?xml version="1.0" encoding="utf-8"?>
 <b:Sources xmlns:b="http://schemas.openxmlformats.org/officeDocument/2006/bibliography" xmlns="http://schemas.openxmlformats.org/officeDocument/2006/bibliography" SelectedStyle="\IEEE2006OfficeOnline.xsl" StyleName="IEEE" Version="2006">
   <b:Source>
-    <b:Tag>Dan</b:Tag>
+    <b:Tag>Bae03</b:Tag>
     <b:SourceType>JournalArticle</b:SourceType>
-    <b:Guid>{28E34AF7-91BD-4BA2-B48C-88C888D27983}</b:Guid>
-    <b:Title>Chapter 5: Logistic Regression</b:Title>
+    <b:Guid>{17B7AFFB-E7B5-4CCA-98C2-312BBD32A021}</b:Guid>
+    <b:Title>Benchmarking state-of-the-art classification algorithms for credit scoring</b:Title>
+    <b:Year>2003</b:Year>
     <b:Author>
       <b:Author>
-        <b:Corporate>Jurafsky, Daniel and Martin, James H</b:Corporate>
+        <b:NameList>
+          <b:Person>
+            <b:Last>Baesens</b:Last>
+            <b:First>B.,</b:First>
+            <b:Middle>Van Gestel, T., Viaene, S., Stepanova, M., Suykens, J., &amp; Vanthienen, J.</b:Middle>
+          </b:Person>
+        </b:NameList>
       </b:Author>
     </b:Author>
-    <b:Pages>11--17</b:Pages>
-    <b:Year>2023</b:Year>
-    <b:JournalName>Speech and Language Processing</b:JournalName>
+    <b:JournalName>Journal of the operational research society</b:JournalName>
+    <b:Pages>627-635</b:Pages>
+    <b:Volume>54</b:Volume>
+    <b:Issue>6</b:Issue>
     <b:RefOrder>1</b:RefOrder>
   </b:Source>
   <b:Source>
-    <b:Tag>Liu20</b:Tag>
+    <b:Tag>Bro12</b:Tag>
     <b:SourceType>JournalArticle</b:SourceType>
-    <b:Guid>{B7261C07-C7ED-41D7-B376-B3F1381C6F6B}</b:Guid>
+    <b:Guid>{94FD1530-08D1-4B25-ABA7-A5B9B4ED6F0F}</b:Guid>
     <b:Author>
       <b:Author>
-        <b:Corporate>Liu, Yanli and Gao, Yuan and Yin, Wotao</b:Corporate>
+        <b:NameList>
+          <b:Person>
+            <b:Last>Brown</b:Last>
+            <b:First>I.,</b:First>
+            <b:Middle>&amp; Mues, C.</b:Middle>
+          </b:Person>
+        </b:NameList>
       </b:Author>
     </b:Author>
-    <b:Title>An improved analysis of stochastic gradient descent with momentum</b:Title>
-    <b:JournalName>Advances in Neural Information Processing Systems</b:JournalName>
-    <b:Year>2020</b:Year>
-    <b:Pages>18261--18271</b:Pages>
-    <b:Volume>33</b:Volume>
+    <b:Title>An experimental comparison of classification algorithms for imbalanced credit scoring data sets</b:Title>
+    <b:JournalName>Expert systems with applications</b:JournalName>
+    <b:Year>2012</b:Year>
+    <b:Pages>3446-3453</b:Pages>
+    <b:Volume>39</b:Volume>
+    <b:Issue>3</b:Issue>
     <b:RefOrder>2</b:RefOrder>
+  </b:Source>
+  <b:Source>
+    <b:Tag>Mal15</b:Tag>
+    <b:SourceType>JournalArticle</b:SourceType>
+    <b:Guid>{5528E8B7-52ED-476A-9C45-23D8178955F7}</b:Guid>
+    <b:Author>
+      <b:Author>
+        <b:NameList>
+          <b:Person>
+            <b:Last>Malekipirbazari</b:Last>
+            <b:First>M.,</b:First>
+            <b:Middle>&amp; Aksakalli, V.</b:Middle>
+          </b:Person>
+        </b:NameList>
+      </b:Author>
+    </b:Author>
+    <b:Title>Risk assessment in social lending via random forests</b:Title>
+    <b:JournalName>Expert systems with applications</b:JournalName>
+    <b:Year>2015</b:Year>
+    <b:Pages>4621-4631</b:Pages>
+    <b:Volume>42</b:Volume>
+    <b:Issue>10</b:Issue>
+    <b:RefOrder>3</b:RefOrder>
   </b:Source>
 </b:Sources>
 </file>
 
 <file path=customXml/itemProps1.xml><?xml version="1.0" encoding="utf-8"?>
-<ds:datastoreItem xmlns:ds="http://schemas.openxmlformats.org/officeDocument/2006/customXml" ds:itemID="{0E4CE293-3B56-4F55-92C6-CB4412A89A12}">
+<ds:datastoreItem xmlns:ds="http://schemas.openxmlformats.org/officeDocument/2006/customXml" ds:itemID="{648DE39E-4A40-4BD8-B896-AA16C423907D}">
   <ds:schemaRefs>
     <ds:schemaRef ds:uri="http://schemas.openxmlformats.org/officeDocument/2006/bibliography"/>
   </ds:schemaRefs>

--- a/hw7/Team11_HW7.docx
+++ b/hw7/Team11_HW7.docx
@@ -454,15 +454,9 @@
               <w:rPr>
                 <w:sz w:val="26"/>
                 <w:szCs w:val="26"/>
-              </w:rPr>
-              <w:t>Minh họa thuật toán hồi quy Logistic Regression dùng Ex</w:t>
-            </w:r>
-            <w:r>
-              <w:rPr>
-                <w:sz w:val="26"/>
-                <w:szCs w:val="26"/>
-              </w:rPr>
-              <w:t>cel</w:t>
+                <w:lang w:val="vi-VN"/>
+              </w:rPr>
+              <w:t>Tìm tập dữ liệu</w:t>
             </w:r>
           </w:p>
           <w:p>
@@ -484,38 +478,9 @@
               <w:rPr>
                 <w:sz w:val="26"/>
                 <w:szCs w:val="26"/>
-              </w:rPr>
-              <w:t>Tìm phương trình Logistic Regression dùng Python</w:t>
-            </w:r>
-          </w:p>
-          <w:p>
-            <w:pPr>
-              <w:pStyle w:val="ListParagraph"/>
-              <w:numPr>
-                <w:ilvl w:val="0"/>
-                <w:numId w:val="1"/>
-              </w:numPr>
-              <w:spacing w:before="60"/>
-              <w:ind w:left="374"/>
-              <w:contextualSpacing w:val="0"/>
-              <w:rPr>
-                <w:sz w:val="26"/>
-                <w:szCs w:val="26"/>
-              </w:rPr>
-            </w:pPr>
-            <w:r>
-              <w:rPr>
-                <w:sz w:val="26"/>
-                <w:szCs w:val="26"/>
-              </w:rPr>
-              <w:t>Kiểm tra với</w:t>
-            </w:r>
-            <w:r>
-              <w:rPr>
-                <w:sz w:val="26"/>
-                <w:szCs w:val="26"/>
-              </w:rPr>
-              <w:t xml:space="preserve"> ChatGPT</w:t>
+                <w:lang w:val="vi-VN"/>
+              </w:rPr>
+              <w:t>Hồi quy Logistic</w:t>
             </w:r>
           </w:p>
         </w:tc>
@@ -588,8 +553,9 @@
               <w:rPr>
                 <w:sz w:val="26"/>
                 <w:szCs w:val="26"/>
-              </w:rPr>
-              <w:t>Cơ sở toán học hồi quy Logistic Regression</w:t>
+                <w:lang w:val="vi-VN"/>
+              </w:rPr>
+              <w:t>Random Forest</w:t>
             </w:r>
           </w:p>
           <w:p>
@@ -611,15 +577,9 @@
               <w:rPr>
                 <w:sz w:val="26"/>
                 <w:szCs w:val="26"/>
-              </w:rPr>
-              <w:t>Xây dựng ứng dụng Logistic Regression cho tập dữ liệu về</w:t>
-            </w:r>
-            <w:r>
-              <w:rPr>
-                <w:sz w:val="26"/>
-                <w:szCs w:val="26"/>
-              </w:rPr>
-              <w:t xml:space="preserve"> Việt Nam với Python</w:t>
+                <w:lang w:val="vi-VN"/>
+              </w:rPr>
+              <w:t>Neural Network</w:t>
             </w:r>
           </w:p>
         </w:tc>
@@ -701,6 +661,7 @@
               <w:kern w:val="2"/>
               <w:sz w:val="24"/>
               <w:szCs w:val="24"/>
+              <w:lang w:val="en-VN"/>
               <w14:ligatures w14:val="standardContextual"/>
             </w:rPr>
           </w:pPr>
@@ -713,7 +674,7 @@
           <w:r>
             <w:fldChar w:fldCharType="separate"/>
           </w:r>
-          <w:hyperlink w:anchor="_Toc200026625" w:history="1">
+          <w:hyperlink w:anchor="_Toc200081277" w:history="1">
             <w:r>
               <w:rPr>
                 <w:rStyle w:val="Hyperlink"/>
@@ -726,6 +687,7 @@
                 <w:kern w:val="2"/>
                 <w:sz w:val="24"/>
                 <w:szCs w:val="24"/>
+                <w:lang w:val="en-VN"/>
                 <w14:ligatures w14:val="standardContextual"/>
               </w:rPr>
               <w:tab/>
@@ -733,8 +695,9 @@
             <w:r>
               <w:rPr>
                 <w:rStyle w:val="Hyperlink"/>
-              </w:rPr>
-              <w:t>Introduction (Giới thiệu)</w:t>
+                <w:lang w:val="vi-VN"/>
+              </w:rPr>
+              <w:t>Abstract</w:t>
             </w:r>
             <w:r>
               <w:rPr>
@@ -752,7 +715,7 @@
               <w:rPr>
                 <w:webHidden/>
               </w:rPr>
-              <w:instrText xml:space="preserve"> PAGEREF _Toc200026625 \h </w:instrText>
+              <w:instrText xml:space="preserve"> PAGEREF _Toc200081277 \h </w:instrText>
             </w:r>
             <w:r>
               <w:rPr>
@@ -787,10 +750,11 @@
               <w:kern w:val="2"/>
               <w:sz w:val="24"/>
               <w:szCs w:val="24"/>
+              <w:lang w:val="en-VN"/>
               <w14:ligatures w14:val="standardContextual"/>
             </w:rPr>
           </w:pPr>
-          <w:hyperlink w:anchor="_Toc200026626" w:history="1">
+          <w:hyperlink w:anchor="_Toc200081278" w:history="1">
             <w:r>
               <w:rPr>
                 <w:rStyle w:val="Hyperlink"/>
@@ -803,6 +767,7 @@
                 <w:kern w:val="2"/>
                 <w:sz w:val="24"/>
                 <w:szCs w:val="24"/>
+                <w:lang w:val="en-VN"/>
                 <w14:ligatures w14:val="standardContextual"/>
               </w:rPr>
               <w:tab/>
@@ -811,7 +776,7 @@
               <w:rPr>
                 <w:rStyle w:val="Hyperlink"/>
               </w:rPr>
-              <w:t>Related Works (Các nghiên cứu liên quan)</w:t>
+              <w:t>Introduction (Giới thiệu)</w:t>
             </w:r>
             <w:r>
               <w:rPr>
@@ -829,7 +794,7 @@
               <w:rPr>
                 <w:webHidden/>
               </w:rPr>
-              <w:instrText xml:space="preserve"> PAGEREF _Toc200026626 \h </w:instrText>
+              <w:instrText xml:space="preserve"> PAGEREF _Toc200081278 \h </w:instrText>
             </w:r>
             <w:r>
               <w:rPr>
@@ -846,7 +811,7 @@
               <w:rPr>
                 <w:webHidden/>
               </w:rPr>
-              <w:t>4</w:t>
+              <w:t>3</w:t>
             </w:r>
             <w:r>
               <w:rPr>
@@ -864,10 +829,11 @@
               <w:kern w:val="2"/>
               <w:sz w:val="24"/>
               <w:szCs w:val="24"/>
+              <w:lang w:val="en-VN"/>
               <w14:ligatures w14:val="standardContextual"/>
             </w:rPr>
           </w:pPr>
-          <w:hyperlink w:anchor="_Toc200026627" w:history="1">
+          <w:hyperlink w:anchor="_Toc200081279" w:history="1">
             <w:r>
               <w:rPr>
                 <w:rStyle w:val="Hyperlink"/>
@@ -880,6 +846,7 @@
                 <w:kern w:val="2"/>
                 <w:sz w:val="24"/>
                 <w:szCs w:val="24"/>
+                <w:lang w:val="en-VN"/>
                 <w14:ligatures w14:val="standardContextual"/>
               </w:rPr>
               <w:tab/>
@@ -888,6 +855,85 @@
               <w:rPr>
                 <w:rStyle w:val="Hyperlink"/>
               </w:rPr>
+              <w:t>Related Works (Các nghiên cứu liên quan)</w:t>
+            </w:r>
+            <w:r>
+              <w:rPr>
+                <w:webHidden/>
+              </w:rPr>
+              <w:tab/>
+            </w:r>
+            <w:r>
+              <w:rPr>
+                <w:webHidden/>
+              </w:rPr>
+              <w:fldChar w:fldCharType="begin"/>
+            </w:r>
+            <w:r>
+              <w:rPr>
+                <w:webHidden/>
+              </w:rPr>
+              <w:instrText xml:space="preserve"> PAGEREF _Toc200081279 \h </w:instrText>
+            </w:r>
+            <w:r>
+              <w:rPr>
+                <w:webHidden/>
+              </w:rPr>
+            </w:r>
+            <w:r>
+              <w:rPr>
+                <w:webHidden/>
+              </w:rPr>
+              <w:fldChar w:fldCharType="separate"/>
+            </w:r>
+            <w:r>
+              <w:rPr>
+                <w:webHidden/>
+              </w:rPr>
+              <w:t>4</w:t>
+            </w:r>
+            <w:r>
+              <w:rPr>
+                <w:webHidden/>
+              </w:rPr>
+              <w:fldChar w:fldCharType="end"/>
+            </w:r>
+          </w:hyperlink>
+        </w:p>
+        <w:p>
+          <w:pPr>
+            <w:pStyle w:val="TOC1"/>
+            <w:rPr>
+              <w:rFonts w:asciiTheme="minorHAnsi" w:eastAsiaTheme="minorEastAsia" w:hAnsiTheme="minorHAnsi" w:cstheme="minorBidi"/>
+              <w:kern w:val="2"/>
+              <w:sz w:val="24"/>
+              <w:szCs w:val="24"/>
+              <w:lang w:val="en-VN"/>
+              <w14:ligatures w14:val="standardContextual"/>
+            </w:rPr>
+          </w:pPr>
+          <w:hyperlink w:anchor="_Toc200081280" w:history="1">
+            <w:r>
+              <w:rPr>
+                <w:rStyle w:val="Hyperlink"/>
+              </w:rPr>
+              <w:t>4</w:t>
+            </w:r>
+            <w:r>
+              <w:rPr>
+                <w:rFonts w:asciiTheme="minorHAnsi" w:eastAsiaTheme="minorEastAsia" w:hAnsiTheme="minorHAnsi" w:cstheme="minorBidi"/>
+                <w:kern w:val="2"/>
+                <w:sz w:val="24"/>
+                <w:szCs w:val="24"/>
+                <w:lang w:val="en-VN"/>
+                <w14:ligatures w14:val="standardContextual"/>
+              </w:rPr>
+              <w:tab/>
+            </w:r>
+            <w:r>
+              <w:rPr>
+                <w:rStyle w:val="Hyperlink"/>
+              </w:rPr>
               <w:t>Proposed Method (Phương pháp đề xuất)</w:t>
             </w:r>
             <w:r>
@@ -906,7 +952,7 @@
               <w:rPr>
                 <w:webHidden/>
               </w:rPr>
-              <w:instrText xml:space="preserve"> PAGEREF _Toc200026627 \h </w:instrText>
+              <w:instrText xml:space="preserve"> PAGEREF _Toc200081280 \h </w:instrText>
             </w:r>
             <w:r>
               <w:rPr>
@@ -946,16 +992,17 @@
               <w:kern w:val="2"/>
               <w:sz w:val="24"/>
               <w:szCs w:val="24"/>
+              <w:lang w:val="en-VN"/>
               <w14:ligatures w14:val="standardContextual"/>
             </w:rPr>
           </w:pPr>
-          <w:hyperlink w:anchor="_Toc200026628" w:history="1">
+          <w:hyperlink w:anchor="_Toc200081281" w:history="1">
             <w:r>
               <w:rPr>
                 <w:rStyle w:val="Hyperlink"/>
                 <w:noProof/>
               </w:rPr>
-              <w:t>3.1</w:t>
+              <w:t>4.1</w:t>
             </w:r>
             <w:r>
               <w:rPr>
@@ -964,6 +1011,7 @@
                 <w:kern w:val="2"/>
                 <w:sz w:val="24"/>
                 <w:szCs w:val="24"/>
+                <w:lang w:val="en-VN"/>
                 <w14:ligatures w14:val="standardContextual"/>
               </w:rPr>
               <w:tab/>
@@ -994,7 +1042,7 @@
                 <w:noProof/>
                 <w:webHidden/>
               </w:rPr>
-              <w:instrText xml:space="preserve"> PAGEREF _Toc200026628 \h </w:instrText>
+              <w:instrText xml:space="preserve"> PAGEREF _Toc200081281 \h </w:instrText>
             </w:r>
             <w:r>
               <w:rPr>
@@ -1038,16 +1086,17 @@
               <w:kern w:val="2"/>
               <w:sz w:val="24"/>
               <w:szCs w:val="24"/>
+              <w:lang w:val="en-VN"/>
               <w14:ligatures w14:val="standardContextual"/>
             </w:rPr>
           </w:pPr>
-          <w:hyperlink w:anchor="_Toc200026629" w:history="1">
+          <w:hyperlink w:anchor="_Toc200081282" w:history="1">
             <w:r>
               <w:rPr>
                 <w:rStyle w:val="Hyperlink"/>
                 <w:noProof/>
               </w:rPr>
-              <w:t>3.2</w:t>
+              <w:t>4.2</w:t>
             </w:r>
             <w:r>
               <w:rPr>
@@ -1056,6 +1105,7 @@
                 <w:kern w:val="2"/>
                 <w:sz w:val="24"/>
                 <w:szCs w:val="24"/>
+                <w:lang w:val="en-VN"/>
                 <w14:ligatures w14:val="standardContextual"/>
               </w:rPr>
               <w:tab/>
@@ -1086,7 +1136,7 @@
                 <w:noProof/>
                 <w:webHidden/>
               </w:rPr>
-              <w:instrText xml:space="preserve"> PAGEREF _Toc200026629 \h </w:instrText>
+              <w:instrText xml:space="preserve"> PAGEREF _Toc200081282 \h </w:instrText>
             </w:r>
             <w:r>
               <w:rPr>
@@ -1106,7 +1156,7 @@
                 <w:noProof/>
                 <w:webHidden/>
               </w:rPr>
-              <w:t>4</w:t>
+              <w:t>5</w:t>
             </w:r>
             <w:r>
               <w:rPr>
@@ -1130,16 +1180,17 @@
               <w:kern w:val="2"/>
               <w:sz w:val="24"/>
               <w:szCs w:val="24"/>
+              <w:lang w:val="en-VN"/>
               <w14:ligatures w14:val="standardContextual"/>
             </w:rPr>
           </w:pPr>
-          <w:hyperlink w:anchor="_Toc200026630" w:history="1">
+          <w:hyperlink w:anchor="_Toc200081283" w:history="1">
             <w:r>
               <w:rPr>
                 <w:rStyle w:val="Hyperlink"/>
                 <w:noProof/>
               </w:rPr>
-              <w:t>3.3</w:t>
+              <w:t>4.3</w:t>
             </w:r>
             <w:r>
               <w:rPr>
@@ -1148,6 +1199,7 @@
                 <w:kern w:val="2"/>
                 <w:sz w:val="24"/>
                 <w:szCs w:val="24"/>
+                <w:lang w:val="en-VN"/>
                 <w14:ligatures w14:val="standardContextual"/>
               </w:rPr>
               <w:tab/>
@@ -1178,7 +1230,7 @@
                 <w:noProof/>
                 <w:webHidden/>
               </w:rPr>
-              <w:instrText xml:space="preserve"> PAGEREF _Toc200026630 \h </w:instrText>
+              <w:instrText xml:space="preserve"> PAGEREF _Toc200081283 \h </w:instrText>
             </w:r>
             <w:r>
               <w:rPr>
@@ -1198,7 +1250,7 @@
                 <w:noProof/>
                 <w:webHidden/>
               </w:rPr>
-              <w:t>4</w:t>
+              <w:t>5</w:t>
             </w:r>
             <w:r>
               <w:rPr>
@@ -1222,16 +1274,17 @@
               <w:kern w:val="2"/>
               <w:sz w:val="24"/>
               <w:szCs w:val="24"/>
+              <w:lang w:val="en-VN"/>
               <w14:ligatures w14:val="standardContextual"/>
             </w:rPr>
           </w:pPr>
-          <w:hyperlink w:anchor="_Toc200026631" w:history="1">
+          <w:hyperlink w:anchor="_Toc200081284" w:history="1">
             <w:r>
               <w:rPr>
                 <w:rStyle w:val="Hyperlink"/>
                 <w:noProof/>
               </w:rPr>
-              <w:t>3.4</w:t>
+              <w:t>4.4</w:t>
             </w:r>
             <w:r>
               <w:rPr>
@@ -1240,6 +1293,7 @@
                 <w:kern w:val="2"/>
                 <w:sz w:val="24"/>
                 <w:szCs w:val="24"/>
+                <w:lang w:val="en-VN"/>
                 <w14:ligatures w14:val="standardContextual"/>
               </w:rPr>
               <w:tab/>
@@ -1270,7 +1324,7 @@
                 <w:noProof/>
                 <w:webHidden/>
               </w:rPr>
-              <w:instrText xml:space="preserve"> PAGEREF _Toc200026631 \h </w:instrText>
+              <w:instrText xml:space="preserve"> PAGEREF _Toc200081284 \h </w:instrText>
             </w:r>
             <w:r>
               <w:rPr>
@@ -1290,7 +1344,7 @@
                 <w:noProof/>
                 <w:webHidden/>
               </w:rPr>
-              <w:t>5</w:t>
+              <w:t>6</w:t>
             </w:r>
             <w:r>
               <w:rPr>
@@ -1309,15 +1363,16 @@
               <w:kern w:val="2"/>
               <w:sz w:val="24"/>
               <w:szCs w:val="24"/>
+              <w:lang w:val="en-VN"/>
               <w14:ligatures w14:val="standardContextual"/>
             </w:rPr>
           </w:pPr>
-          <w:hyperlink w:anchor="_Toc200026632" w:history="1">
+          <w:hyperlink w:anchor="_Toc200081285" w:history="1">
             <w:r>
               <w:rPr>
                 <w:rStyle w:val="Hyperlink"/>
               </w:rPr>
-              <w:t>4</w:t>
+              <w:t>5</w:t>
             </w:r>
             <w:r>
               <w:rPr>
@@ -1325,6 +1380,7 @@
                 <w:kern w:val="2"/>
                 <w:sz w:val="24"/>
                 <w:szCs w:val="24"/>
+                <w:lang w:val="en-VN"/>
                 <w14:ligatures w14:val="standardContextual"/>
               </w:rPr>
               <w:tab/>
@@ -1351,7 +1407,7 @@
               <w:rPr>
                 <w:webHidden/>
               </w:rPr>
-              <w:instrText xml:space="preserve"> PAGEREF _Toc200026632 \h </w:instrText>
+              <w:instrText xml:space="preserve"> PAGEREF _Toc200081285 \h </w:instrText>
             </w:r>
             <w:r>
               <w:rPr>
@@ -1391,16 +1447,17 @@
               <w:kern w:val="2"/>
               <w:sz w:val="24"/>
               <w:szCs w:val="24"/>
+              <w:lang w:val="en-VN"/>
               <w14:ligatures w14:val="standardContextual"/>
             </w:rPr>
           </w:pPr>
-          <w:hyperlink w:anchor="_Toc200026633" w:history="1">
+          <w:hyperlink w:anchor="_Toc200081286" w:history="1">
             <w:r>
               <w:rPr>
                 <w:rStyle w:val="Hyperlink"/>
                 <w:noProof/>
               </w:rPr>
-              <w:t>4.1</w:t>
+              <w:t>5.1</w:t>
             </w:r>
             <w:r>
               <w:rPr>
@@ -1409,6 +1466,7 @@
                 <w:kern w:val="2"/>
                 <w:sz w:val="24"/>
                 <w:szCs w:val="24"/>
+                <w:lang w:val="en-VN"/>
                 <w14:ligatures w14:val="standardContextual"/>
               </w:rPr>
               <w:tab/>
@@ -1439,7 +1497,7 @@
                 <w:noProof/>
                 <w:webHidden/>
               </w:rPr>
-              <w:instrText xml:space="preserve"> PAGEREF _Toc200026633 \h </w:instrText>
+              <w:instrText xml:space="preserve"> PAGEREF _Toc200081286 \h </w:instrText>
             </w:r>
             <w:r>
               <w:rPr>
@@ -1483,16 +1541,17 @@
               <w:kern w:val="2"/>
               <w:sz w:val="24"/>
               <w:szCs w:val="24"/>
+              <w:lang w:val="en-VN"/>
               <w14:ligatures w14:val="standardContextual"/>
             </w:rPr>
           </w:pPr>
-          <w:hyperlink w:anchor="_Toc200026634" w:history="1">
+          <w:hyperlink w:anchor="_Toc200081287" w:history="1">
             <w:r>
               <w:rPr>
                 <w:rStyle w:val="Hyperlink"/>
                 <w:noProof/>
               </w:rPr>
-              <w:t>4.2</w:t>
+              <w:t>5.2</w:t>
             </w:r>
             <w:r>
               <w:rPr>
@@ -1501,6 +1560,7 @@
                 <w:kern w:val="2"/>
                 <w:sz w:val="24"/>
                 <w:szCs w:val="24"/>
+                <w:lang w:val="en-VN"/>
                 <w14:ligatures w14:val="standardContextual"/>
               </w:rPr>
               <w:tab/>
@@ -1531,7 +1591,7 @@
                 <w:noProof/>
                 <w:webHidden/>
               </w:rPr>
-              <w:instrText xml:space="preserve"> PAGEREF _Toc200026634 \h </w:instrText>
+              <w:instrText xml:space="preserve"> PAGEREF _Toc200081287 \h </w:instrText>
             </w:r>
             <w:r>
               <w:rPr>
@@ -1551,7 +1611,7 @@
                 <w:noProof/>
                 <w:webHidden/>
               </w:rPr>
-              <w:t>6</w:t>
+              <w:t>7</w:t>
             </w:r>
             <w:r>
               <w:rPr>
@@ -1575,16 +1635,17 @@
               <w:kern w:val="2"/>
               <w:sz w:val="24"/>
               <w:szCs w:val="24"/>
+              <w:lang w:val="en-VN"/>
               <w14:ligatures w14:val="standardContextual"/>
             </w:rPr>
           </w:pPr>
-          <w:hyperlink w:anchor="_Toc200026635" w:history="1">
+          <w:hyperlink w:anchor="_Toc200081288" w:history="1">
             <w:r>
               <w:rPr>
                 <w:rStyle w:val="Hyperlink"/>
                 <w:noProof/>
               </w:rPr>
-              <w:t>4.3</w:t>
+              <w:t>5.3</w:t>
             </w:r>
             <w:r>
               <w:rPr>
@@ -1593,6 +1654,7 @@
                 <w:kern w:val="2"/>
                 <w:sz w:val="24"/>
                 <w:szCs w:val="24"/>
+                <w:lang w:val="en-VN"/>
                 <w14:ligatures w14:val="standardContextual"/>
               </w:rPr>
               <w:tab/>
@@ -1623,7 +1685,7 @@
                 <w:noProof/>
                 <w:webHidden/>
               </w:rPr>
-              <w:instrText xml:space="preserve"> PAGEREF _Toc200026635 \h </w:instrText>
+              <w:instrText xml:space="preserve"> PAGEREF _Toc200081288 \h </w:instrText>
             </w:r>
             <w:r>
               <w:rPr>
@@ -1643,7 +1705,7 @@
                 <w:noProof/>
                 <w:webHidden/>
               </w:rPr>
-              <w:t>6</w:t>
+              <w:t>7</w:t>
             </w:r>
             <w:r>
               <w:rPr>
@@ -1667,16 +1729,17 @@
               <w:kern w:val="2"/>
               <w:sz w:val="24"/>
               <w:szCs w:val="24"/>
+              <w:lang w:val="en-VN"/>
               <w14:ligatures w14:val="standardContextual"/>
             </w:rPr>
           </w:pPr>
-          <w:hyperlink w:anchor="_Toc200026636" w:history="1">
+          <w:hyperlink w:anchor="_Toc200081289" w:history="1">
             <w:r>
               <w:rPr>
                 <w:rStyle w:val="Hyperlink"/>
                 <w:noProof/>
               </w:rPr>
-              <w:t>4.4</w:t>
+              <w:t>5.4</w:t>
             </w:r>
             <w:r>
               <w:rPr>
@@ -1685,6 +1748,7 @@
                 <w:kern w:val="2"/>
                 <w:sz w:val="24"/>
                 <w:szCs w:val="24"/>
+                <w:lang w:val="en-VN"/>
                 <w14:ligatures w14:val="standardContextual"/>
               </w:rPr>
               <w:tab/>
@@ -1715,7 +1779,7 @@
                 <w:noProof/>
                 <w:webHidden/>
               </w:rPr>
-              <w:instrText xml:space="preserve"> PAGEREF _Toc200026636 \h </w:instrText>
+              <w:instrText xml:space="preserve"> PAGEREF _Toc200081289 \h </w:instrText>
             </w:r>
             <w:r>
               <w:rPr>
@@ -1735,7 +1799,7 @@
                 <w:noProof/>
                 <w:webHidden/>
               </w:rPr>
-              <w:t>6</w:t>
+              <w:t>7</w:t>
             </w:r>
             <w:r>
               <w:rPr>
@@ -1754,15 +1818,16 @@
               <w:kern w:val="2"/>
               <w:sz w:val="24"/>
               <w:szCs w:val="24"/>
+              <w:lang w:val="en-VN"/>
               <w14:ligatures w14:val="standardContextual"/>
             </w:rPr>
           </w:pPr>
-          <w:hyperlink w:anchor="_Toc200026637" w:history="1">
+          <w:hyperlink w:anchor="_Toc200081290" w:history="1">
             <w:r>
               <w:rPr>
                 <w:rStyle w:val="Hyperlink"/>
               </w:rPr>
-              <w:t>5</w:t>
+              <w:t>6</w:t>
             </w:r>
             <w:r>
               <w:rPr>
@@ -1770,6 +1835,7 @@
                 <w:kern w:val="2"/>
                 <w:sz w:val="24"/>
                 <w:szCs w:val="24"/>
+                <w:lang w:val="en-VN"/>
                 <w14:ligatures w14:val="standardContextual"/>
               </w:rPr>
               <w:tab/>
@@ -1796,7 +1862,7 @@
               <w:rPr>
                 <w:webHidden/>
               </w:rPr>
-              <w:instrText xml:space="preserve"> PAGEREF _Toc200026637 \h </w:instrText>
+              <w:instrText xml:space="preserve"> PAGEREF _Toc200081290 \h </w:instrText>
             </w:r>
             <w:r>
               <w:rPr>
@@ -1813,7 +1879,7 @@
               <w:rPr>
                 <w:webHidden/>
               </w:rPr>
-              <w:t>7</w:t>
+              <w:t>8</w:t>
             </w:r>
             <w:r>
               <w:rPr>
@@ -1863,59 +1929,94 @@
     </w:p>
     <w:p>
       <w:pPr>
+        <w:pStyle w:val="Normaltop6"/>
         <w:rPr>
           <w:b/>
           <w:bCs/>
+          <w:sz w:val="32"/>
+          <w:szCs w:val="32"/>
+          <w:lang w:val="vi-VN"/>
         </w:rPr>
       </w:pPr>
       <w:r>
         <w:rPr>
           <w:b/>
           <w:bCs/>
+          <w:sz w:val="32"/>
+          <w:szCs w:val="32"/>
         </w:rPr>
         <w:lastRenderedPageBreak/>
-        <w:t>ABSTRACT</w:t>
-      </w:r>
-    </w:p>
-    <w:p>
-      <w:pPr>
-        <w:pStyle w:val="Normaltop6"/>
-      </w:pPr>
-      <w:r>
-        <w:t>Nghiên cứu này tập trung vào việc phát triển và đánh giá các mô hình học máy để dự đoán khả năng vỡ nợ của khách hàng trong bộ dữ liệu Home Credit. Ba thuật toán chính được khảo sát: Hồi quy Logistic, Rừng Ngẫu nhiên và Mạng Nơ-ron. Một quy trình tiền xử lý dữ liệu toàn diện đã được áp dụng, bao gồm xử lý giá trị thiếu, mã hóa biến hạng mục, kỹ thuật đặc trưng (polynomial features), và chuẩn hóa dữ liệu. Để giải quyết vấn đề mất cân bằng lớp, kỹ thuật lấy mẫu thiểu số ngẫu nhiên (random undersampling) kết hợp với điều chỉnh trọng số lớp đã được sử dụng. Hiệu suất của các mô hình được đánh giá trên tập kiểm tra dựa trên các chỉ số AUC, Accuracy, Precision, Recall, và F1-score. Kết quả cho thấy Hồi quy Logistic đạt AUC cao nhất (0.7454), theo sau là Rừng Ngẫu nhiên (0.7381) và Mạng Nơ-ron (0.7240). Kiểm định chéo 5-fold cho Hồi quy Logistic cũng cho thấy kết quả AUC ổn định (trung bình 0.7431). Phân tích các đặc trưng quan trọng từ Rừng Ngẫu nhiên cho thấy các biến liên quan đến nguồn bên ngoài (EXT_SOURCE) và tương tác của chúng có ảnh hưởng lớn nhất đến dự đoán</w:t>
-      </w:r>
-    </w:p>
-    <w:p>
-      <w:pPr>
-        <w:pStyle w:val="Normaltop6"/>
-        <w:rPr>
-          <w:lang w:val="en-US"/>
-        </w:rPr>
-      </w:pPr>
-      <w:r>
-        <w:rPr>
-          <w:lang w:val="en-US"/>
-        </w:rPr>
-        <w:t>Nghiên cứu này cũng cho thấy rằng trong các tình huống thực tế, mô hình đơn giản như hồi quy Logistic vẫn có thể đạt hiệu suất cạnh tranh nếu được xử lý dữ liệu và điều chỉnh phù hợp.</w:t>
-      </w:r>
-    </w:p>
-    <w:p>
-      <w:pPr>
-        <w:pStyle w:val="Normaltop6"/>
-      </w:pPr>
-    </w:p>
-    <w:p>
-      <w:pPr>
+        <w:t xml:space="preserve">Ứng dụng học máy dự đoán vỡ nợ khách hàng Home Credit bằng Logistic Regression, Random Forest và </w:t>
+      </w:r>
+      <w:r>
         <w:rPr>
           <w:b/>
           <w:bCs/>
-        </w:rPr>
-      </w:pPr>
+          <w:sz w:val="32"/>
+          <w:szCs w:val="32"/>
+        </w:rPr>
+        <w:t>Neural</w:t>
+      </w:r>
       <w:r>
         <w:rPr>
           <w:b/>
           <w:bCs/>
-        </w:rPr>
+          <w:sz w:val="32"/>
+          <w:szCs w:val="32"/>
+          <w:lang w:val="vi-VN"/>
+        </w:rPr>
+        <w:t xml:space="preserve"> Network</w:t>
+      </w:r>
+    </w:p>
+    <w:p>
+      <w:pPr>
+        <w:rPr>
+          <w:b/>
+          <w:bCs/>
+          <w:lang w:val="vi-VN"/>
+        </w:rPr>
+      </w:pPr>
+    </w:p>
+    <w:p>
+      <w:pPr>
+        <w:pStyle w:val="Heading1"/>
+      </w:pPr>
+      <w:bookmarkStart w:id="0" w:name="_Toc200081277"/>
+      <w:r>
+        <w:rPr>
+          <w:lang w:val="vi-VN"/>
+        </w:rPr>
+        <w:t>Abstract</w:t>
+      </w:r>
+      <w:bookmarkEnd w:id="0"/>
+    </w:p>
+    <w:p>
+      <w:pPr>
+        <w:pStyle w:val="Normaltop6"/>
+      </w:pPr>
+      <w:r>
+        <w:t>Nghiên cứu này tập trung vào việc phát triển và đánh giá các mô hình học máy để dự đoán khả năng vỡ nợ của khách hàng trong bộ dữ liệu Home Credit. Ba thuật toán chính được khảo sát: Hồi quy Logistic, Rừng Ngẫu nhiên và Mạng Nơ-ron. Một quy trình tiền xử lý dữ liệu toàn diện đã được áp dụng, bao gồm xử lý giá trị thiếu, mã hóa biến hạng mục, kỹ thuật đặc trưng (polynomial features), và chuẩn hóa dữ liệu. Để giải quyết vấn đề mất cân bằng lớp, kỹ thuật lấy mẫu thiểu số ngẫu nhiên (random undersampling) kết hợp với điều chỉnh trọng số lớp đã được sử dụng. Hiệu suất của các mô hình được đánh giá trên tập kiểm tra dựa trên các chỉ số AUC, Accuracy, Precision, Recall, và F1-score. Kết quả cho thấy Hồi quy Logistic đạt AUC cao nhất (0.7454), theo sau là Rừng Ngẫu nhiên (0.7381) và Mạng Nơ-ron (0.7240). Kiểm định chéo 5-fold cho Hồi quy Logistic cũng cho thấy kết quả AUC ổn định (trung bình 0.7431). Phân tích các đặc trưng quan trọng từ Rừng Ngẫu nhiên cho thấy các biến liên quan đến nguồn bên ngoài (EXT_SOURCE) và tương tác của chúng có ảnh hưởng lớn nhất đến dự đoán</w:t>
+      </w:r>
+    </w:p>
+    <w:p>
+      <w:pPr>
+        <w:pStyle w:val="Normaltop6"/>
+        <w:rPr>
+          <w:lang w:val="vi-VN"/>
+        </w:rPr>
+      </w:pPr>
+      <w:r>
+        <w:rPr>
+          <w:lang w:val="en-US"/>
+        </w:rPr>
+        <w:t>Nghiên cứu này cũng cho thấy rằng trong các tình huống thực tế, mô hình đơn giản như hồi quy Logistic vẫn có thể đạt hiệu suất cạnh tranh nếu được xử lý dữ liệu và điều chỉnh phù hợp.</w:t>
+      </w:r>
+    </w:p>
+    <w:p>
+      <w:pPr>
+        <w:pStyle w:val="Normaltop6"/>
+      </w:pPr>
+      <w:r>
         <w:t>KEYWORDS</w:t>
       </w:r>
     </w:p>
@@ -1932,11 +2033,11 @@
       <w:pPr>
         <w:pStyle w:val="Heading1"/>
       </w:pPr>
-      <w:bookmarkStart w:id="0" w:name="_Toc200026625"/>
+      <w:bookmarkStart w:id="1" w:name="_Toc200081278"/>
       <w:r>
         <w:t>Introduction (Giới thiệu)</w:t>
       </w:r>
-      <w:bookmarkEnd w:id="0"/>
+      <w:bookmarkEnd w:id="1"/>
     </w:p>
     <w:p>
       <w:pPr>
@@ -1977,23 +2078,6 @@
       </w:r>
       <w:r>
         <w:t xml:space="preserve">  Xây dựng một quy trình tiền xử lý dữ liệu hiệu quả cho bộ dữ liệu Home Credit.</w:t>
-      </w:r>
-    </w:p>
-    <w:p>
-      <w:pPr>
-        <w:pStyle w:val="Normaltop6"/>
-      </w:pPr>
-      <w:r>
-        <w:t>(</w:t>
-      </w:r>
-      <w:r>
-        <w:t>2</w:t>
-      </w:r>
-      <w:r>
-        <w:t>)</w:t>
-      </w:r>
-      <w:r>
-        <w:t xml:space="preserve">  Áp dụng và so sánh hiệu suất của ba thuật toán học máy phổ biến: Hồi quy Logistic, Rừng Ngẫu nhiên, và Mạng Nơ-ron trong việc dự đoán khả năng vỡ nợ.</w:t>
       </w:r>
     </w:p>
     <w:p>
@@ -2005,6 +2089,23 @@
         <w:t>(</w:t>
       </w:r>
       <w:r>
+        <w:t>2</w:t>
+      </w:r>
+      <w:r>
+        <w:t>)</w:t>
+      </w:r>
+      <w:r>
+        <w:t xml:space="preserve">  Áp dụng và so sánh hiệu suất của ba thuật toán học máy phổ biến: Hồi quy Logistic, Rừng Ngẫu nhiên, và Mạng Nơ-ron trong việc dự đoán khả năng vỡ nợ.</w:t>
+      </w:r>
+    </w:p>
+    <w:p>
+      <w:pPr>
+        <w:pStyle w:val="Normaltop6"/>
+      </w:pPr>
+      <w:r>
+        <w:t>(</w:t>
+      </w:r>
+      <w:r>
         <w:t>3</w:t>
       </w:r>
       <w:r>
@@ -2030,11 +2131,11 @@
       <w:pPr>
         <w:pStyle w:val="Heading1"/>
       </w:pPr>
-      <w:bookmarkStart w:id="1" w:name="_Toc200026626"/>
+      <w:bookmarkStart w:id="2" w:name="_Toc200081279"/>
       <w:r>
         <w:t>Related Works (Các nghiên cứu liên quan)</w:t>
       </w:r>
-      <w:bookmarkEnd w:id="1"/>
+      <w:bookmarkEnd w:id="2"/>
     </w:p>
     <w:p>
       <w:pPr>
@@ -2199,11 +2300,11 @@
       <w:pPr>
         <w:pStyle w:val="Heading1"/>
       </w:pPr>
-      <w:bookmarkStart w:id="2" w:name="_Toc200026627"/>
+      <w:bookmarkStart w:id="3" w:name="_Toc200081280"/>
       <w:r>
         <w:t>Proposed Method (Phương pháp đề xuất)</w:t>
       </w:r>
-      <w:bookmarkEnd w:id="2"/>
+      <w:bookmarkEnd w:id="3"/>
     </w:p>
     <w:p>
       <w:pPr>
@@ -2217,7 +2318,7 @@
       <w:pPr>
         <w:pStyle w:val="Heading2"/>
       </w:pPr>
-      <w:bookmarkStart w:id="3" w:name="_Toc200026628"/>
+      <w:bookmarkStart w:id="4" w:name="_Toc200081281"/>
       <w:r>
         <w:rPr>
           <w:rFonts w:eastAsia="Times New Roman"/>
@@ -2236,7 +2337,7 @@
         </w:rPr>
         <w:t>xử lý dữ liệu</w:t>
       </w:r>
-      <w:bookmarkEnd w:id="3"/>
+      <w:bookmarkEnd w:id="4"/>
     </w:p>
     <w:p>
       <w:pPr>
@@ -2270,6 +2371,7 @@
         </w:numPr>
       </w:pPr>
       <w:r>
+        <w:lastRenderedPageBreak/>
         <w:t xml:space="preserve">Loại bỏ cột định danh: Cột SK_ID_CURR </w:t>
       </w:r>
     </w:p>
@@ -2290,8 +2392,292 @@
         <w:pStyle w:val="Bullet"/>
       </w:pPr>
       <w:r>
+        <w:t>Các cột có hơn 50% giá trị thiếu bị loại bỏ.</w:t>
+      </w:r>
+    </w:p>
+    <w:p>
+      <w:pPr>
+        <w:pStyle w:val="Bullet"/>
+      </w:pPr>
+      <w:r>
+        <w:t>Đối với các giá trị thiếu còn lại, biến số được điền bằng giá trị trung bình, biến hạng mục được điền bằng giá trị mode.</w:t>
+      </w:r>
+    </w:p>
+    <w:p>
+      <w:pPr>
+        <w:pStyle w:val="Normaltop6"/>
+      </w:pPr>
+      <w:r>
+        <w:t xml:space="preserve">(3) </w:t>
+      </w:r>
+      <w:r>
+        <w:t>Mã hóa biến hạng mục: Kỹ thuật One-Hot Encoding được áp dụng cho tất cả các biến hạng mục để chuyển đổi chúng thành dạng số.</w:t>
+      </w:r>
+    </w:p>
+    <w:p>
+      <w:pPr>
+        <w:pStyle w:val="Normaltop6"/>
+      </w:pPr>
+      <w:r>
+        <w:t xml:space="preserve">(4) </w:t>
+      </w:r>
+      <w:r>
+        <w:t>Kỹ thuật đặc trưng (Polynomial Features): Để nắm bắt các mối quan hệ phi tuyến tiềm ẩn, các đặc trưng đa thức bậc hai (bao gồm cả các biến tương tác) được tạo ra từ 10 đặc trưng có tương quan cao nhất (về giá trị tuyệt đối) với biến mục tiêu TARGET.</w:t>
+      </w:r>
+    </w:p>
+    <w:p>
+      <w:pPr>
+        <w:pStyle w:val="Normaltop6"/>
+      </w:pPr>
+      <w:r>
+        <w:t xml:space="preserve">(5) </w:t>
+      </w:r>
+      <w:r>
+        <w:t>Chuẩn hóa dữ liệu: Tất cả các đặc trưng sau đó được chuẩn hóa bằng StandardScaler để có giá trị trung bình bằng 0 và phương sai bằng 1.</w:t>
+      </w:r>
+    </w:p>
+    <w:p>
+      <w:pPr>
+        <w:pStyle w:val="Heading2"/>
+      </w:pPr>
+      <w:bookmarkStart w:id="5" w:name="_Toc200081282"/>
+      <w:r>
+        <w:rPr>
+          <w:rFonts w:eastAsia="Times New Roman"/>
+        </w:rPr>
+        <w:t xml:space="preserve">Phân chia dữ liệu và </w:t>
+      </w:r>
+      <w:r>
+        <w:rPr>
+          <w:rFonts w:eastAsia="Times New Roman"/>
+        </w:rPr>
+        <w:t>x</w:t>
+      </w:r>
+      <w:r>
+        <w:rPr>
+          <w:rFonts w:eastAsia="Times New Roman"/>
+        </w:rPr>
+        <w:t xml:space="preserve">ử lý </w:t>
+      </w:r>
+      <w:r>
+        <w:rPr>
+          <w:rFonts w:eastAsia="Times New Roman"/>
+        </w:rPr>
+        <w:t>m</w:t>
+      </w:r>
+      <w:r>
+        <w:rPr>
+          <w:rFonts w:eastAsia="Times New Roman"/>
+        </w:rPr>
+        <w:t>ất cân bằng</w:t>
+      </w:r>
+      <w:bookmarkEnd w:id="5"/>
+    </w:p>
+    <w:p>
+      <w:pPr>
+        <w:pStyle w:val="Normaltop6"/>
+        <w:rPr>
+          <w:rFonts w:eastAsia="Times New Roman"/>
+        </w:rPr>
+      </w:pPr>
+      <w:r>
+        <w:t>Toàn bộ dữ liệu đã tiền xử lý được chia thành tập huấn luyện (80%) và tập kiểm tra (20%) theo phương pháp phân tầng (stratified split) dựa trên biến mục tiêu.</w:t>
+      </w:r>
+    </w:p>
+    <w:p>
+      <w:pPr>
+        <w:pStyle w:val="Normaltop6"/>
+      </w:pPr>
+      <w:r>
+        <w:t>Để giải quyết vấn đề mất cân bằng lớp trong tập huấn luyện:</w:t>
+      </w:r>
+    </w:p>
+    <w:p>
+      <w:pPr>
+        <w:pStyle w:val="Normaltop6"/>
+      </w:pPr>
+      <w:r>
+        <w:t>(</w:t>
+      </w:r>
+      <w:r>
+        <w:t>1</w:t>
+      </w:r>
+      <w:r>
+        <w:t xml:space="preserve">) </w:t>
+      </w:r>
+      <w:r>
+        <w:t>Random Undersampling: Lớp đa số (TARGET=0) trong tập huấn luyện được lấy mẫu thiểu số ngẫu nhiên để có số lượng bằng với lớp thiểu số (TARGET=1). Điều này tạo ra một tập huấn luyện cân bằng.</w:t>
+      </w:r>
+    </w:p>
+    <w:p>
+      <w:pPr>
+        <w:pStyle w:val="Normaltop6"/>
+      </w:pPr>
+      <w:r>
+        <w:t>(</w:t>
+      </w:r>
+      <w:r>
+        <w:t>2</w:t>
+      </w:r>
+      <w:r>
+        <w:t xml:space="preserve">) </w:t>
+      </w:r>
+      <w:r>
+        <w:t>Class Weighting: Trong quá trình huấn luyện các mô hình Hồi quy Logistic và Rừng Ngẫu nhiên, tham số class_weight='balanced' được sử dụng để tự động điều chỉnh trọng số, phạt nặng hơn các lỗi phân loại trên lớp thiểu số.</w:t>
+      </w:r>
+    </w:p>
+    <w:p>
+      <w:pPr>
+        <w:pStyle w:val="Heading2"/>
+      </w:pPr>
+      <w:bookmarkStart w:id="6" w:name="_Toc200081283"/>
+      <w:r>
+        <w:rPr>
+          <w:rFonts w:eastAsia="Times New Roman"/>
+        </w:rPr>
+        <w:t xml:space="preserve">Xây </w:t>
+      </w:r>
+      <w:r>
+        <w:rPr>
+          <w:rFonts w:eastAsia="Times New Roman"/>
+        </w:rPr>
+        <w:t>dựng mô hình</w:t>
+      </w:r>
+      <w:bookmarkEnd w:id="6"/>
+    </w:p>
+    <w:p>
+      <w:pPr>
+        <w:pStyle w:val="Normaltop6"/>
+        <w:rPr>
+          <w:rFonts w:eastAsia="Times New Roman"/>
+        </w:rPr>
+      </w:pPr>
+      <w:r>
+        <w:t>Ba thuật toán học máy được lựa chọn và huấn luyện trên tập huấn luyện đã qua undersampling:</w:t>
+      </w:r>
+    </w:p>
+    <w:p>
+      <w:pPr>
+        <w:pStyle w:val="Normaltop6"/>
+      </w:pPr>
+      <w:r>
+        <w:t>(</w:t>
+      </w:r>
+      <w:r>
+        <w:t>1</w:t>
+      </w:r>
+      <w:r>
+        <w:t xml:space="preserve">) </w:t>
+      </w:r>
+      <w:r>
+        <w:t>Hồi quy Logistic (Logistic Regression):</w:t>
+      </w:r>
+    </w:p>
+    <w:p>
+      <w:pPr>
+        <w:pStyle w:val="Bullet"/>
+      </w:pPr>
+      <w:r>
+        <w:t>Sử dụng trình giải liblinear.</w:t>
+      </w:r>
+    </w:p>
+    <w:p>
+      <w:pPr>
+        <w:pStyle w:val="Bullet"/>
+      </w:pPr>
+      <w:r>
+        <w:t>Tham số class_weight='balanced'.</w:t>
+      </w:r>
+    </w:p>
+    <w:p>
+      <w:pPr>
+        <w:pStyle w:val="Bullet"/>
+      </w:pPr>
+      <w:r>
+        <w:t>Số vòng lặp tối đa (max_iter) được đặt là 300.</w:t>
+      </w:r>
+    </w:p>
+    <w:p>
+      <w:pPr>
+        <w:pStyle w:val="Normaltop6"/>
+      </w:pPr>
+      <w:r>
+        <w:t>(</w:t>
+      </w:r>
+      <w:r>
+        <w:t>2</w:t>
+      </w:r>
+      <w:r>
+        <w:t xml:space="preserve">) </w:t>
+      </w:r>
+      <w:r>
+        <w:t>Rừng Ngẫu nhiên (Random Forest):</w:t>
+      </w:r>
+    </w:p>
+    <w:p>
+      <w:pPr>
+        <w:pStyle w:val="Bullet"/>
+      </w:pPr>
+      <w:r>
+        <w:t>Số lượng cây (n_estimators): 100.</w:t>
+      </w:r>
+    </w:p>
+    <w:p>
+      <w:pPr>
+        <w:pStyle w:val="Bullet"/>
+      </w:pPr>
+      <w:r>
+        <w:t>Độ sâu tối đa của cây (max_depth): 12.</w:t>
+      </w:r>
+    </w:p>
+    <w:p>
+      <w:pPr>
+        <w:pStyle w:val="Bullet"/>
+      </w:pPr>
+      <w:r>
+        <w:t>Tham số class_weight='balanced'.</w:t>
+      </w:r>
+    </w:p>
+    <w:p>
+      <w:pPr>
+        <w:pStyle w:val="Bullet"/>
+      </w:pPr>
+      <w:r>
         <w:lastRenderedPageBreak/>
-        <w:t>Các cột có hơn 50% giá trị thiếu bị loại bỏ.</w:t>
+        <w:t>Các tham số khác như min_samples_split=15, min_samples_leaf=8 được sử dụng để kiểm soát sự phức tạp của cây.</w:t>
+      </w:r>
+    </w:p>
+    <w:p>
+      <w:pPr>
+        <w:pStyle w:val="Normaltop6"/>
+      </w:pPr>
+      <w:r>
+        <w:t>(</w:t>
+      </w:r>
+      <w:r>
+        <w:t>3</w:t>
+      </w:r>
+      <w:r>
+        <w:t xml:space="preserve">) </w:t>
+      </w:r>
+      <w:r>
+        <w:t>Mạng Nơ-ron (Neural Network):</w:t>
+      </w:r>
+    </w:p>
+    <w:p>
+      <w:pPr>
+        <w:pStyle w:val="Normaltop6"/>
+      </w:pPr>
+      <w:r>
+        <w:t>Một Mạng Nơ-ron truyền thẳng đa lớp (MLP) được xây dựng bằng Keras.</w:t>
+      </w:r>
+    </w:p>
+    <w:p>
+      <w:pPr>
+        <w:pStyle w:val="Normaltop6"/>
+      </w:pPr>
+      <w:r>
+        <w:t>Kiến trúc bao gồm:</w:t>
       </w:r>
     </w:p>
     <w:p>
@@ -2299,18 +2685,100 @@
         <w:pStyle w:val="Bullet"/>
       </w:pPr>
       <w:r>
-        <w:t>Đối với các giá trị thiếu còn lại, biến số được điền bằng giá trị trung bình, biến hạng mục được điền bằng giá trị mode.</w:t>
-      </w:r>
+        <w:t>Lớp đầu vào tương ứng với số lượng đặc trưng.</w:t>
+      </w:r>
+    </w:p>
+    <w:p>
+      <w:pPr>
+        <w:pStyle w:val="Bullet"/>
+      </w:pPr>
+      <w:r>
+        <w:t>Ba lớp ẩn với các hàm kích hoạt ReLU: 128 nơ-ron (Dropout 0.4), 64 nơ-ron (Dropout 0.3), 32 nơ-ron (Dropout 0.2).</w:t>
+      </w:r>
+    </w:p>
+    <w:p>
+      <w:pPr>
+        <w:pStyle w:val="Bullet"/>
+      </w:pPr>
+      <w:r>
+        <w:t>Lớp đầu ra với 1 nơ-ron và hàm kích hoạt sigmoid cho bài toán phân loại nhị phân.</w:t>
+      </w:r>
+    </w:p>
+    <w:p>
+      <w:pPr>
+        <w:pStyle w:val="Bullet"/>
+      </w:pPr>
+      <w:r>
+        <w:t>Trình tối ưu hóa adam, hàm mất mát binary_crossentropy.</w:t>
+      </w:r>
+    </w:p>
+    <w:p>
+      <w:pPr>
+        <w:pStyle w:val="Bullet"/>
+      </w:pPr>
+      <w:r>
+        <w:t>Sử dụng kỹ thuật EarlyStopping dựa trên val_auc để tránh quá khớp, với patience=10.</w:t>
+      </w:r>
+    </w:p>
+    <w:p>
+      <w:pPr>
+        <w:pStyle w:val="Heading2"/>
+      </w:pPr>
+      <w:bookmarkStart w:id="7" w:name="_Toc200081284"/>
+      <w:r>
+        <w:t xml:space="preserve">Đánh </w:t>
+      </w:r>
+      <w:r>
+        <w:t>giá mô hình</w:t>
+      </w:r>
+      <w:bookmarkEnd w:id="7"/>
     </w:p>
     <w:p>
       <w:pPr>
         <w:pStyle w:val="Normaltop6"/>
       </w:pPr>
       <w:r>
-        <w:t xml:space="preserve">(3) </w:t>
-      </w:r>
-      <w:r>
-        <w:t>Mã hóa biến hạng mục: Kỹ thuật One-Hot Encoding được áp dụng cho tất cả các biến hạng mục để chuyển đổi chúng thành dạng số.</w:t>
+        <w:t>Các mô hình được đánh giá trên tập kiểm tra (chưa từng được thấy trong quá trình huấn luyện hoặc undersampling) dựa trên các chỉ số sau:</w:t>
+      </w:r>
+    </w:p>
+    <w:p>
+      <w:pPr>
+        <w:pStyle w:val="Bullet-"/>
+      </w:pPr>
+      <w:r>
+        <w:t>AUC (Area Under the ROC Curve): Chỉ số chính để đánh giá khả năng phân biệt của mô hình.</w:t>
+      </w:r>
+    </w:p>
+    <w:p>
+      <w:pPr>
+        <w:pStyle w:val="Bullet-"/>
+      </w:pPr>
+      <w:r>
+        <w:t>Accuracy: Tỷ lệ tổng số dự đoán đúng.</w:t>
+      </w:r>
+    </w:p>
+    <w:p>
+      <w:pPr>
+        <w:pStyle w:val="Bullet-"/>
+      </w:pPr>
+      <w:r>
+        <w:t>Precision: Tỷ lệ các trường hợp được dự đoán là vỡ nợ mà thực sự vỡ nợ.</w:t>
+      </w:r>
+    </w:p>
+    <w:p>
+      <w:pPr>
+        <w:pStyle w:val="Bullet-"/>
+      </w:pPr>
+      <w:r>
+        <w:t>Recall (Sensitivity): Tỷ lệ các trường hợp thực sự vỡ nợ mà được mô hình dự đoán đúng.</w:t>
+      </w:r>
+    </w:p>
+    <w:p>
+      <w:pPr>
+        <w:pStyle w:val="Bullet-"/>
+      </w:pPr>
+      <w:r>
+        <w:t>F1-score: Trung bình điều hòa của Precision và Recall.</w:t>
       </w:r>
     </w:p>
     <w:p>
@@ -2318,491 +2786,124 @@
         <w:pStyle w:val="Normaltop6"/>
       </w:pPr>
       <w:r>
-        <w:t xml:space="preserve">(4) </w:t>
-      </w:r>
-      <w:r>
-        <w:t>Kỹ thuật đặc trưng (Polynomial Features): Để nắm bắt các mối quan hệ phi tuyến tiềm ẩn, các đặc trưng đa thức bậc hai (bao gồm cả các biến tương tác) được tạo ra từ 10 đặc trưng có tương quan cao nhất (về giá trị tuyệt đối) với biến mục tiêu TARGET.</w:t>
-      </w:r>
+        <w:t>Ngoài ra, kiểm định chéo K-Fold phân tầng (K=5) được thực hiện trên toàn bộ dữ liệu đã tiền xử lý để đánh giá tính ổn định của mô hình Hồi quy Logistic. Trong mỗi fold, quy trình undersampling trên phần huấn luyện của fold đó được lặp lại</w:t>
+      </w:r>
+    </w:p>
+    <w:p/>
+    <w:p>
+      <w:pPr>
+        <w:pStyle w:val="Heading1"/>
+      </w:pPr>
+      <w:bookmarkStart w:id="8" w:name="_Toc200081285"/>
+      <w:r>
+        <w:t>Experiments (Thí nghiệm / Đánh giá)</w:t>
+      </w:r>
+      <w:bookmarkEnd w:id="8"/>
+    </w:p>
+    <w:p>
+      <w:pPr>
+        <w:pStyle w:val="Heading2"/>
+      </w:pPr>
+      <w:bookmarkStart w:id="9" w:name="_Toc200081286"/>
+      <w:r>
+        <w:rPr>
+          <w:rFonts w:eastAsia="Times New Roman"/>
+        </w:rPr>
+        <w:t xml:space="preserve">Thông tin </w:t>
+      </w:r>
+      <w:r>
+        <w:rPr>
+          <w:rFonts w:eastAsia="Times New Roman"/>
+        </w:rPr>
+        <w:t>dữ liệu</w:t>
+      </w:r>
+      <w:bookmarkEnd w:id="9"/>
+    </w:p>
+    <w:p>
+      <w:pPr>
+        <w:pStyle w:val="Bullet-"/>
+        <w:rPr>
+          <w:rFonts w:eastAsia="Times New Roman"/>
+        </w:rPr>
+      </w:pPr>
+      <w:r>
+        <w:rPr>
+          <w:rFonts w:eastAsia="Times New Roman"/>
+        </w:rPr>
+        <w:t>Dữ liệu gốc được lấy từ Kaggle Home Credit Default Risk Competition bao gồm hơn 300,000 hồ sơ khách hàng với hơn 100 biến đặc trưng định lượng và định danh</w:t>
+      </w:r>
+    </w:p>
+    <w:p>
+      <w:pPr>
+        <w:pStyle w:val="Bullet-"/>
+        <w:rPr>
+          <w:rFonts w:eastAsia="Times New Roman"/>
+        </w:rPr>
+      </w:pPr>
+      <w:r>
+        <w:t>Số mẫu ban đầu: 307,511.</w:t>
+      </w:r>
+    </w:p>
+    <w:p>
+      <w:pPr>
+        <w:pStyle w:val="Bullet-"/>
+      </w:pPr>
+      <w:r>
+        <w:t>Số đặc trưng sau tiền xử lý (trước khi chia train/test): 247.</w:t>
+      </w:r>
+    </w:p>
+    <w:p>
+      <w:pPr>
+        <w:pStyle w:val="Bullet-"/>
+      </w:pPr>
+      <w:r>
+        <w:t>Tập huấn luyện (trước undersampling): 246,008 mẫu.</w:t>
+      </w:r>
+    </w:p>
+    <w:p>
+      <w:pPr>
+        <w:pStyle w:val="Bullet-"/>
+      </w:pPr>
+      <w:r>
+        <w:lastRenderedPageBreak/>
+        <w:t>Tập huấn luyện (sau undersampling): 39,720 mẫu (cân bằng giữa hai lớp).</w:t>
+      </w:r>
+    </w:p>
+    <w:p>
+      <w:pPr>
+        <w:pStyle w:val="Bullet-"/>
+      </w:pPr>
+      <w:r>
+        <w:t>Tập kiểm tra: 61,503 mẫu.</w:t>
+      </w:r>
+    </w:p>
+    <w:p>
+      <w:pPr>
+        <w:pStyle w:val="Heading2"/>
+      </w:pPr>
+      <w:bookmarkStart w:id="10" w:name="_Toc200081287"/>
+      <w:r>
+        <w:rPr>
+          <w:rFonts w:eastAsia="Times New Roman"/>
+        </w:rPr>
+        <w:t xml:space="preserve">Hiệu </w:t>
+      </w:r>
+      <w:r>
+        <w:rPr>
+          <w:rFonts w:eastAsia="Times New Roman"/>
+        </w:rPr>
+        <w:t>suất mô hình trên tập kiểm tra</w:t>
+      </w:r>
+      <w:bookmarkEnd w:id="10"/>
     </w:p>
     <w:p>
       <w:pPr>
         <w:pStyle w:val="Normaltop6"/>
-      </w:pPr>
-      <w:r>
-        <w:t xml:space="preserve">(5) </w:t>
-      </w:r>
-      <w:r>
-        <w:t>Chuẩn hóa dữ liệu: Tất cả các đặc trưng sau đó được chuẩn hóa bằng StandardScaler để có giá trị trung bình bằng 0 và phương sai bằng 1.</w:t>
-      </w:r>
-    </w:p>
-    <w:p>
-      <w:pPr>
-        <w:pStyle w:val="Heading2"/>
-      </w:pPr>
-      <w:bookmarkStart w:id="4" w:name="_Toc200026629"/>
-      <w:r>
         <w:rPr>
           <w:rFonts w:eastAsia="Times New Roman"/>
         </w:rPr>
-        <w:t xml:space="preserve">Phân chia dữ liệu và </w:t>
-      </w:r>
-      <w:r>
-        <w:rPr>
-          <w:rFonts w:eastAsia="Times New Roman"/>
-        </w:rPr>
-        <w:t>x</w:t>
-      </w:r>
-      <w:r>
-        <w:rPr>
-          <w:rFonts w:eastAsia="Times New Roman"/>
-        </w:rPr>
-        <w:t xml:space="preserve">ử lý </w:t>
-      </w:r>
-      <w:r>
-        <w:rPr>
-          <w:rFonts w:eastAsia="Times New Roman"/>
-        </w:rPr>
-        <w:t>m</w:t>
-      </w:r>
-      <w:r>
-        <w:rPr>
-          <w:rFonts w:eastAsia="Times New Roman"/>
-        </w:rPr>
-        <w:t>ất cân bằng</w:t>
-      </w:r>
-      <w:bookmarkEnd w:id="4"/>
-    </w:p>
-    <w:p>
-      <w:pPr>
-        <w:pStyle w:val="Normaltop6"/>
-        <w:rPr>
-          <w:rFonts w:eastAsia="Times New Roman"/>
-        </w:rPr>
-      </w:pPr>
-      <w:r>
-        <w:t>Toàn bộ dữ liệu đã tiền xử lý được chia thành tập huấn luyện (80%) và tập kiểm tra (20%) theo phương pháp phân tầng (stratified split) dựa trên biến mục tiêu.</w:t>
-      </w:r>
-    </w:p>
-    <w:p>
-      <w:pPr>
-        <w:pStyle w:val="Normaltop6"/>
-      </w:pPr>
-      <w:r>
-        <w:t>Để giải quyết vấn đề mất cân bằng lớp trong tập huấn luyện:</w:t>
-      </w:r>
-    </w:p>
-    <w:p>
-      <w:pPr>
-        <w:pStyle w:val="Normaltop6"/>
-      </w:pPr>
-      <w:r>
-        <w:t>(</w:t>
-      </w:r>
-      <w:r>
-        <w:t>1</w:t>
-      </w:r>
-      <w:r>
-        <w:t xml:space="preserve">) </w:t>
-      </w:r>
-      <w:r>
-        <w:t>Random Undersampling: Lớp đa số (TARGET=0) trong tập huấn luyện được lấy mẫu thiểu số ngẫu nhiên để có số lượng bằng với lớp thiểu số (TARGET=1). Điều này tạo ra một tập huấn luyện cân bằng.</w:t>
-      </w:r>
-    </w:p>
-    <w:p>
-      <w:pPr>
-        <w:pStyle w:val="Normaltop6"/>
-      </w:pPr>
-      <w:r>
-        <w:t>(</w:t>
-      </w:r>
-      <w:r>
-        <w:t>2</w:t>
-      </w:r>
-      <w:r>
-        <w:t xml:space="preserve">) </w:t>
-      </w:r>
-      <w:r>
-        <w:t>Class Weighting: Trong quá trình huấn luyện các mô hình Hồi quy Logistic và Rừng Ngẫu nhiên, tham số class_weight='balanced' được sử dụng để tự động điều chỉnh trọng số, phạt nặng hơn các lỗi phân loại trên lớp thiểu số.</w:t>
-      </w:r>
-    </w:p>
-    <w:p>
-      <w:pPr>
-        <w:pStyle w:val="Heading2"/>
-      </w:pPr>
-      <w:bookmarkStart w:id="5" w:name="_Toc200026630"/>
-      <w:r>
-        <w:rPr>
-          <w:rFonts w:eastAsia="Times New Roman"/>
-        </w:rPr>
-        <w:t xml:space="preserve">Xây </w:t>
-      </w:r>
-      <w:r>
-        <w:rPr>
-          <w:rFonts w:eastAsia="Times New Roman"/>
-        </w:rPr>
-        <w:t>dựng mô hình</w:t>
-      </w:r>
-      <w:bookmarkEnd w:id="5"/>
-    </w:p>
-    <w:p>
-      <w:pPr>
-        <w:pStyle w:val="Normaltop6"/>
-        <w:rPr>
-          <w:rFonts w:eastAsia="Times New Roman"/>
-        </w:rPr>
-      </w:pPr>
-      <w:r>
-        <w:t>Ba thuật toán học máy được lựa chọn và huấn luyện trên tập huấn luyện đã qua undersampling:</w:t>
-      </w:r>
-    </w:p>
-    <w:p>
-      <w:pPr>
-        <w:pStyle w:val="Normaltop6"/>
-      </w:pPr>
-      <w:r>
-        <w:t>(</w:t>
-      </w:r>
-      <w:r>
-        <w:t>1</w:t>
-      </w:r>
-      <w:r>
-        <w:t xml:space="preserve">) </w:t>
-      </w:r>
-      <w:r>
-        <w:t>Hồi quy Logistic (Logistic Regression):</w:t>
-      </w:r>
-    </w:p>
-    <w:p>
-      <w:pPr>
-        <w:pStyle w:val="Bullet"/>
-      </w:pPr>
-      <w:r>
-        <w:t>Sử dụng trình giải liblinear.</w:t>
-      </w:r>
-    </w:p>
-    <w:p>
-      <w:pPr>
-        <w:pStyle w:val="Bullet"/>
-      </w:pPr>
-      <w:r>
-        <w:t>Tham số class_weight='balanced'.</w:t>
-      </w:r>
-    </w:p>
-    <w:p>
-      <w:pPr>
-        <w:pStyle w:val="Bullet"/>
-      </w:pPr>
-      <w:r>
-        <w:t>Số vòng lặp tối đa (max_iter) được đặt là 300.</w:t>
-      </w:r>
-    </w:p>
-    <w:p>
-      <w:pPr>
-        <w:pStyle w:val="Normaltop6"/>
-      </w:pPr>
-      <w:r>
-        <w:t>(</w:t>
-      </w:r>
-      <w:r>
-        <w:t>2</w:t>
-      </w:r>
-      <w:r>
-        <w:t xml:space="preserve">) </w:t>
-      </w:r>
-      <w:r>
-        <w:t>Rừng Ngẫu nhiên (Random Forest):</w:t>
-      </w:r>
-    </w:p>
-    <w:p>
-      <w:pPr>
-        <w:pStyle w:val="Bullet"/>
-      </w:pPr>
-      <w:r>
-        <w:t>Số lượng cây (n_estimators): 100.</w:t>
-      </w:r>
-    </w:p>
-    <w:p>
-      <w:pPr>
-        <w:pStyle w:val="Bullet"/>
-      </w:pPr>
-      <w:r>
-        <w:t>Độ sâu tối đa của cây (max_depth): 12.</w:t>
-      </w:r>
-    </w:p>
-    <w:p>
-      <w:pPr>
-        <w:pStyle w:val="Bullet"/>
-      </w:pPr>
-      <w:r>
-        <w:t>Tham số class_weight='balanced'.</w:t>
-      </w:r>
-    </w:p>
-    <w:p>
-      <w:pPr>
-        <w:pStyle w:val="Bullet"/>
-      </w:pPr>
-      <w:r>
-        <w:t>Các tham số khác như min_samples_split=15, min_samples_leaf=8 được sử dụng để kiểm soát sự phức tạp của cây.</w:t>
-      </w:r>
-    </w:p>
-    <w:p>
-      <w:pPr>
-        <w:pStyle w:val="Normaltop6"/>
-      </w:pPr>
-      <w:r>
-        <w:t>(</w:t>
-      </w:r>
-      <w:r>
-        <w:t>3</w:t>
-      </w:r>
-      <w:r>
-        <w:t xml:space="preserve">) </w:t>
-      </w:r>
-      <w:r>
-        <w:t>Mạng Nơ-ron (Neural Network):</w:t>
-      </w:r>
-    </w:p>
-    <w:p>
-      <w:pPr>
-        <w:pStyle w:val="Normaltop6"/>
-      </w:pPr>
-      <w:r>
-        <w:lastRenderedPageBreak/>
-        <w:t>Một Mạng Nơ-ron truyền thẳng đa lớp (MLP) được xây dựng bằng Keras.</w:t>
-      </w:r>
-    </w:p>
-    <w:p>
-      <w:pPr>
-        <w:pStyle w:val="Normaltop6"/>
-      </w:pPr>
-      <w:r>
-        <w:t>Kiến trúc bao gồm:</w:t>
-      </w:r>
-    </w:p>
-    <w:p>
-      <w:pPr>
-        <w:pStyle w:val="Bullet"/>
-      </w:pPr>
-      <w:r>
-        <w:t>Lớp đầu vào tương ứng với số lượng đặc trưng.</w:t>
-      </w:r>
-    </w:p>
-    <w:p>
-      <w:pPr>
-        <w:pStyle w:val="Bullet"/>
-      </w:pPr>
-      <w:r>
-        <w:t>Ba lớp ẩn với các hàm kích hoạt ReLU: 128 nơ-ron (Dropout 0.4), 64 nơ-ron (Dropout 0.3), 32 nơ-ron (Dropout 0.2).</w:t>
-      </w:r>
-    </w:p>
-    <w:p>
-      <w:pPr>
-        <w:pStyle w:val="Bullet"/>
-      </w:pPr>
-      <w:r>
-        <w:t>Lớp đầu ra với 1 nơ-ron và hàm kích hoạt sigmoid cho bài toán phân loại nhị phân.</w:t>
-      </w:r>
-    </w:p>
-    <w:p>
-      <w:pPr>
-        <w:pStyle w:val="Bullet"/>
-      </w:pPr>
-      <w:r>
-        <w:t>Trình tối ưu hóa adam, hàm mất mát binary_crossentropy.</w:t>
-      </w:r>
-    </w:p>
-    <w:p>
-      <w:pPr>
-        <w:pStyle w:val="Bullet"/>
-      </w:pPr>
-      <w:r>
-        <w:t>Sử dụng kỹ thuật EarlyStopping dựa trên val_auc để tránh quá khớp, với patience=10.</w:t>
-      </w:r>
-    </w:p>
-    <w:p>
-      <w:pPr>
-        <w:pStyle w:val="Heading2"/>
-      </w:pPr>
-      <w:bookmarkStart w:id="6" w:name="_Toc200026631"/>
-      <w:r>
-        <w:t xml:space="preserve">Đánh </w:t>
-      </w:r>
-      <w:r>
-        <w:t>giá mô hình</w:t>
-      </w:r>
-      <w:bookmarkEnd w:id="6"/>
-    </w:p>
-    <w:p>
-      <w:pPr>
-        <w:pStyle w:val="Normaltop6"/>
-      </w:pPr>
-      <w:r>
-        <w:t>Các mô hình được đánh giá trên tập kiểm tra (chưa từng được thấy trong quá trình huấn luyện hoặc undersampling) dựa trên các chỉ số sau:</w:t>
-      </w:r>
-    </w:p>
-    <w:p>
-      <w:pPr>
-        <w:pStyle w:val="Bullet-"/>
-      </w:pPr>
-      <w:r>
-        <w:t>AUC (Area Under the ROC Curve): Chỉ số chính để đánh giá khả năng phân biệt của mô hình.</w:t>
-      </w:r>
-    </w:p>
-    <w:p>
-      <w:pPr>
-        <w:pStyle w:val="Bullet-"/>
-      </w:pPr>
-      <w:r>
-        <w:t>Accuracy: Tỷ lệ tổng số dự đoán đúng.</w:t>
-      </w:r>
-    </w:p>
-    <w:p>
-      <w:pPr>
-        <w:pStyle w:val="Bullet-"/>
-      </w:pPr>
-      <w:r>
-        <w:t>Precision: Tỷ lệ các trường hợp được dự đoán là vỡ nợ mà thực sự vỡ nợ.</w:t>
-      </w:r>
-    </w:p>
-    <w:p>
-      <w:pPr>
-        <w:pStyle w:val="Bullet-"/>
-      </w:pPr>
-      <w:r>
-        <w:t>Recall (Sensitivity): Tỷ lệ các trường hợp thực sự vỡ nợ mà được mô hình dự đoán đúng.</w:t>
-      </w:r>
-    </w:p>
-    <w:p>
-      <w:pPr>
-        <w:pStyle w:val="Bullet-"/>
-      </w:pPr>
-      <w:r>
-        <w:t>F1-score: Trung bình điều hòa của Precision và Recall.</w:t>
-      </w:r>
-    </w:p>
-    <w:p>
-      <w:pPr>
-        <w:pStyle w:val="Normaltop6"/>
-      </w:pPr>
-      <w:r>
-        <w:t>Ngoài ra, kiểm định chéo K-Fold phân tầng (K=5) được thực hiện trên toàn bộ dữ liệu đã tiền xử lý để đánh giá tính ổn định của mô hình Hồi quy Logistic. Trong mỗi fold, quy trình undersampling trên phần huấn luyện của fold đó được lặp lại</w:t>
-      </w:r>
-    </w:p>
-    <w:p/>
-    <w:p>
-      <w:pPr>
-        <w:pStyle w:val="Heading1"/>
-      </w:pPr>
-      <w:bookmarkStart w:id="7" w:name="_Toc200026632"/>
-      <w:r>
-        <w:t>Experiments (Thí nghiệm / Đánh giá)</w:t>
-      </w:r>
-      <w:bookmarkEnd w:id="7"/>
-    </w:p>
-    <w:p>
-      <w:pPr>
-        <w:pStyle w:val="Heading2"/>
-      </w:pPr>
-      <w:bookmarkStart w:id="8" w:name="_Toc200026633"/>
-      <w:r>
-        <w:rPr>
-          <w:rFonts w:eastAsia="Times New Roman"/>
-        </w:rPr>
-        <w:t xml:space="preserve">Thông tin </w:t>
-      </w:r>
-      <w:r>
-        <w:rPr>
-          <w:rFonts w:eastAsia="Times New Roman"/>
-        </w:rPr>
-        <w:t>dữ liệu</w:t>
-      </w:r>
-      <w:bookmarkEnd w:id="8"/>
-    </w:p>
-    <w:p>
-      <w:pPr>
-        <w:pStyle w:val="Bullet-"/>
-        <w:rPr>
-          <w:rFonts w:eastAsia="Times New Roman"/>
-        </w:rPr>
-      </w:pPr>
-      <w:r>
-        <w:rPr>
-          <w:rFonts w:eastAsia="Times New Roman"/>
-        </w:rPr>
-        <w:t>Dữ liệu gốc được lấy từ Kaggle Home Credit Default Risk Competition bao gồm hơn 300,000 hồ sơ khách hàng với hơn 100 biến đặc trưng định lượng và định danh</w:t>
-      </w:r>
-    </w:p>
-    <w:p>
-      <w:pPr>
-        <w:pStyle w:val="Bullet-"/>
-        <w:rPr>
-          <w:rFonts w:eastAsia="Times New Roman"/>
-        </w:rPr>
-      </w:pPr>
-      <w:r>
-        <w:t>Số mẫu ban đầu: 307,511.</w:t>
-      </w:r>
-    </w:p>
-    <w:p>
-      <w:pPr>
-        <w:pStyle w:val="Bullet-"/>
-      </w:pPr>
-      <w:r>
-        <w:t>Số đặc trưng sau tiền xử lý (trước khi chia train/test): 247.</w:t>
-      </w:r>
-    </w:p>
-    <w:p>
-      <w:pPr>
-        <w:pStyle w:val="Bullet-"/>
-      </w:pPr>
-      <w:r>
-        <w:t>Tập huấn luyện (trước undersampling): 246,008 mẫu.</w:t>
-      </w:r>
-    </w:p>
-    <w:p>
-      <w:pPr>
-        <w:pStyle w:val="Bullet-"/>
-      </w:pPr>
-      <w:r>
-        <w:t>Tập huấn luyện (sau undersampling): 39,720 mẫu (cân bằng giữa hai lớp).</w:t>
-      </w:r>
-    </w:p>
-    <w:p>
-      <w:pPr>
-        <w:pStyle w:val="Bullet-"/>
-      </w:pPr>
-      <w:r>
-        <w:t>Tập kiểm tra: 61,503 mẫu.</w:t>
-      </w:r>
-    </w:p>
-    <w:p>
-      <w:pPr>
-        <w:pStyle w:val="Heading2"/>
-      </w:pPr>
-      <w:bookmarkStart w:id="9" w:name="_Toc200026634"/>
-      <w:r>
-        <w:rPr>
-          <w:rFonts w:eastAsia="Times New Roman"/>
-        </w:rPr>
-        <w:t xml:space="preserve">Hiệu </w:t>
-      </w:r>
-      <w:r>
-        <w:rPr>
-          <w:rFonts w:eastAsia="Times New Roman"/>
-        </w:rPr>
-        <w:t>suất mô hình trên tập kiểm tra</w:t>
-      </w:r>
-      <w:bookmarkEnd w:id="9"/>
-    </w:p>
-    <w:p>
-      <w:pPr>
-        <w:pStyle w:val="Normaltop6"/>
-        <w:rPr>
-          <w:rFonts w:eastAsia="Times New Roman"/>
-        </w:rPr>
-      </w:pPr>
-      <w:r>
-        <w:lastRenderedPageBreak/>
+      </w:pPr>
+      <w:r>
         <w:t>Bảng 1: Hiệu suất các mô hình trên tập kiểm tra</w:t>
       </w:r>
     </w:p>
@@ -2877,7 +2978,7 @@
       <w:pPr>
         <w:pStyle w:val="Heading2"/>
       </w:pPr>
-      <w:bookmarkStart w:id="10" w:name="_Toc200026635"/>
+      <w:bookmarkStart w:id="11" w:name="_Toc200081288"/>
       <w:r>
         <w:rPr>
           <w:rFonts w:eastAsia="Times New Roman"/>
@@ -2890,7 +2991,7 @@
         </w:rPr>
         <w:t>kiểm định chéo</w:t>
       </w:r>
-      <w:bookmarkEnd w:id="10"/>
+      <w:bookmarkEnd w:id="11"/>
     </w:p>
     <w:p>
       <w:pPr>
@@ -2907,7 +3008,7 @@
       <w:pPr>
         <w:pStyle w:val="Heading2"/>
       </w:pPr>
-      <w:bookmarkStart w:id="11" w:name="_Toc200026636"/>
+      <w:bookmarkStart w:id="12" w:name="_Toc200081289"/>
       <w:r>
         <w:rPr>
           <w:rFonts w:eastAsia="Times New Roman"/>
@@ -2920,7 +3021,7 @@
         </w:rPr>
         <w:t>quan trọng của đặc trưng</w:t>
       </w:r>
-      <w:bookmarkEnd w:id="11"/>
+      <w:bookmarkEnd w:id="12"/>
     </w:p>
     <w:p>
       <w:pPr>
@@ -3078,6 +3179,7 @@
         <w:pStyle w:val="Normaltop6"/>
       </w:pPr>
       <w:r>
+        <w:lastRenderedPageBreak/>
         <w:t>EXT_SOURCE_2 CODE_GENDER_F</w:t>
       </w:r>
       <w:r>
@@ -3091,11 +3193,7 @@
         <w:pStyle w:val="Normaltop6"/>
       </w:pPr>
       <w:r>
-        <w:t xml:space="preserve">Các đặc trưng liên quan đến EXT_SOURCE_2 và EXT_SOURCE_3 (điểm số từ các nguồn dữ liệu bên ngoài) và các tương tác của chúng (ví dụ, tích hoặc lũy thừa) chiếm vị </w:t>
-      </w:r>
-      <w:r>
-        <w:lastRenderedPageBreak/>
-        <w:t>trí hàng đầu. Điều này nhấn mạnh tầm quan trọng của thông tin tín dụng bên ngoài và các mối quan hệ phi tuyến trong việc dự đoán khả năng vỡ nợ. DAYS_BIRTH (tuổi của khách hàng) cũng xuất hiện trong các tương tác quan trọng</w:t>
+        <w:t>Các đặc trưng liên quan đến EXT_SOURCE_2 và EXT_SOURCE_3 (điểm số từ các nguồn dữ liệu bên ngoài) và các tương tác của chúng (ví dụ, tích hoặc lũy thừa) chiếm vị trí hàng đầu. Điều này nhấn mạnh tầm quan trọng của thông tin tín dụng bên ngoài và các mối quan hệ phi tuyến trong việc dự đoán khả năng vỡ nợ. DAYS_BIRTH (tuổi của khách hàng) cũng xuất hiện trong các tương tác quan trọng</w:t>
       </w:r>
     </w:p>
     <w:p/>
@@ -3103,11 +3201,11 @@
       <w:pPr>
         <w:pStyle w:val="Heading1"/>
       </w:pPr>
-      <w:bookmarkStart w:id="12" w:name="_Toc200026637"/>
+      <w:bookmarkStart w:id="13" w:name="_Toc200081290"/>
       <w:r>
         <w:t>Conclusion and Future Work (Kết luận và hướng phát triển)</w:t>
       </w:r>
-      <w:bookmarkEnd w:id="12"/>
+      <w:bookmarkEnd w:id="13"/>
     </w:p>
     <w:p>
       <w:pPr>
@@ -3185,10 +3283,10 @@
     <w:p>
       <w:pPr>
         <w:spacing w:after="160" w:line="278" w:lineRule="auto"/>
-      </w:pPr>
-      <w:r>
-        <w:br w:type="page"/>
-      </w:r>
+        <w:rPr>
+          <w:lang w:val="vi-VN"/>
+        </w:rPr>
+      </w:pPr>
     </w:p>
     <w:sdt>
       <w:sdtPr>
@@ -4478,6 +4576,155 @@
     </w:lvl>
   </w:abstractNum>
   <w:abstractNum w:abstractNumId="6" w15:restartNumberingAfterBreak="0">
+    <w:nsid w:val="502137A5"/>
+    <w:multiLevelType w:val="multilevel"/>
+    <w:tmpl w:val="DFFEACA0"/>
+    <w:lvl w:ilvl="0">
+      <w:start w:val="1"/>
+      <w:numFmt w:val="bullet"/>
+      <w:lvlText w:val=""/>
+      <w:lvlJc w:val="left"/>
+      <w:pPr>
+        <w:tabs>
+          <w:tab w:val="num" w:pos="720"/>
+        </w:tabs>
+        <w:ind w:left="720" w:hanging="360"/>
+      </w:pPr>
+      <w:rPr>
+        <w:rFonts w:ascii="Symbol" w:hAnsi="Symbol" w:hint="default"/>
+        <w:sz w:val="20"/>
+      </w:rPr>
+    </w:lvl>
+    <w:lvl w:ilvl="1" w:tentative="1">
+      <w:start w:val="1"/>
+      <w:numFmt w:val="bullet"/>
+      <w:lvlText w:val="o"/>
+      <w:lvlJc w:val="left"/>
+      <w:pPr>
+        <w:tabs>
+          <w:tab w:val="num" w:pos="1440"/>
+        </w:tabs>
+        <w:ind w:left="1440" w:hanging="360"/>
+      </w:pPr>
+      <w:rPr>
+        <w:rFonts w:ascii="Courier New" w:hAnsi="Courier New" w:hint="default"/>
+        <w:sz w:val="20"/>
+      </w:rPr>
+    </w:lvl>
+    <w:lvl w:ilvl="2" w:tentative="1">
+      <w:start w:val="1"/>
+      <w:numFmt w:val="bullet"/>
+      <w:lvlText w:val=""/>
+      <w:lvlJc w:val="left"/>
+      <w:pPr>
+        <w:tabs>
+          <w:tab w:val="num" w:pos="2160"/>
+        </w:tabs>
+        <w:ind w:left="2160" w:hanging="360"/>
+      </w:pPr>
+      <w:rPr>
+        <w:rFonts w:ascii="Wingdings" w:hAnsi="Wingdings" w:hint="default"/>
+        <w:sz w:val="20"/>
+      </w:rPr>
+    </w:lvl>
+    <w:lvl w:ilvl="3" w:tentative="1">
+      <w:start w:val="1"/>
+      <w:numFmt w:val="bullet"/>
+      <w:lvlText w:val=""/>
+      <w:lvlJc w:val="left"/>
+      <w:pPr>
+        <w:tabs>
+          <w:tab w:val="num" w:pos="2880"/>
+        </w:tabs>
+        <w:ind w:left="2880" w:hanging="360"/>
+      </w:pPr>
+      <w:rPr>
+        <w:rFonts w:ascii="Wingdings" w:hAnsi="Wingdings" w:hint="default"/>
+        <w:sz w:val="20"/>
+      </w:rPr>
+    </w:lvl>
+    <w:lvl w:ilvl="4" w:tentative="1">
+      <w:start w:val="1"/>
+      <w:numFmt w:val="bullet"/>
+      <w:lvlText w:val=""/>
+      <w:lvlJc w:val="left"/>
+      <w:pPr>
+        <w:tabs>
+          <w:tab w:val="num" w:pos="3600"/>
+        </w:tabs>
+        <w:ind w:left="3600" w:hanging="360"/>
+      </w:pPr>
+      <w:rPr>
+        <w:rFonts w:ascii="Wingdings" w:hAnsi="Wingdings" w:hint="default"/>
+        <w:sz w:val="20"/>
+      </w:rPr>
+    </w:lvl>
+    <w:lvl w:ilvl="5" w:tentative="1">
+      <w:start w:val="1"/>
+      <w:numFmt w:val="bullet"/>
+      <w:lvlText w:val=""/>
+      <w:lvlJc w:val="left"/>
+      <w:pPr>
+        <w:tabs>
+          <w:tab w:val="num" w:pos="4320"/>
+        </w:tabs>
+        <w:ind w:left="4320" w:hanging="360"/>
+      </w:pPr>
+      <w:rPr>
+        <w:rFonts w:ascii="Wingdings" w:hAnsi="Wingdings" w:hint="default"/>
+        <w:sz w:val="20"/>
+      </w:rPr>
+    </w:lvl>
+    <w:lvl w:ilvl="6" w:tentative="1">
+      <w:start w:val="1"/>
+      <w:numFmt w:val="bullet"/>
+      <w:lvlText w:val=""/>
+      <w:lvlJc w:val="left"/>
+      <w:pPr>
+        <w:tabs>
+          <w:tab w:val="num" w:pos="5040"/>
+        </w:tabs>
+        <w:ind w:left="5040" w:hanging="360"/>
+      </w:pPr>
+      <w:rPr>
+        <w:rFonts w:ascii="Wingdings" w:hAnsi="Wingdings" w:hint="default"/>
+        <w:sz w:val="20"/>
+      </w:rPr>
+    </w:lvl>
+    <w:lvl w:ilvl="7" w:tentative="1">
+      <w:start w:val="1"/>
+      <w:numFmt w:val="bullet"/>
+      <w:lvlText w:val=""/>
+      <w:lvlJc w:val="left"/>
+      <w:pPr>
+        <w:tabs>
+          <w:tab w:val="num" w:pos="5760"/>
+        </w:tabs>
+        <w:ind w:left="5760" w:hanging="360"/>
+      </w:pPr>
+      <w:rPr>
+        <w:rFonts w:ascii="Wingdings" w:hAnsi="Wingdings" w:hint="default"/>
+        <w:sz w:val="20"/>
+      </w:rPr>
+    </w:lvl>
+    <w:lvl w:ilvl="8" w:tentative="1">
+      <w:start w:val="1"/>
+      <w:numFmt w:val="bullet"/>
+      <w:lvlText w:val=""/>
+      <w:lvlJc w:val="left"/>
+      <w:pPr>
+        <w:tabs>
+          <w:tab w:val="num" w:pos="6480"/>
+        </w:tabs>
+        <w:ind w:left="6480" w:hanging="360"/>
+      </w:pPr>
+      <w:rPr>
+        <w:rFonts w:ascii="Wingdings" w:hAnsi="Wingdings" w:hint="default"/>
+        <w:sz w:val="20"/>
+      </w:rPr>
+    </w:lvl>
+  </w:abstractNum>
+  <w:abstractNum w:abstractNumId="7" w15:restartNumberingAfterBreak="0">
     <w:nsid w:val="55C51FB6"/>
     <w:multiLevelType w:val="multilevel"/>
     <w:tmpl w:val="5FE0A1F4"/>
@@ -4626,7 +4873,7 @@
       </w:rPr>
     </w:lvl>
   </w:abstractNum>
-  <w:abstractNum w:abstractNumId="7" w15:restartNumberingAfterBreak="0">
+  <w:abstractNum w:abstractNumId="8" w15:restartNumberingAfterBreak="0">
     <w:nsid w:val="5B162019"/>
     <w:multiLevelType w:val="multilevel"/>
     <w:tmpl w:val="226AC004"/>
@@ -4775,7 +5022,7 @@
       </w:rPr>
     </w:lvl>
   </w:abstractNum>
-  <w:abstractNum w:abstractNumId="8" w15:restartNumberingAfterBreak="0">
+  <w:abstractNum w:abstractNumId="9" w15:restartNumberingAfterBreak="0">
     <w:nsid w:val="71510E45"/>
     <w:multiLevelType w:val="multilevel"/>
     <w:tmpl w:val="70700504"/>
@@ -4894,7 +5141,7 @@
       </w:rPr>
     </w:lvl>
   </w:abstractNum>
-  <w:abstractNum w:abstractNumId="9" w15:restartNumberingAfterBreak="0">
+  <w:abstractNum w:abstractNumId="10" w15:restartNumberingAfterBreak="0">
     <w:nsid w:val="78BE5E34"/>
     <w:multiLevelType w:val="multilevel"/>
     <w:tmpl w:val="8C3C56B6"/>
@@ -5043,7 +5290,7 @@
       </w:rPr>
     </w:lvl>
   </w:abstractNum>
-  <w:abstractNum w:abstractNumId="10" w15:restartNumberingAfterBreak="0">
+  <w:abstractNum w:abstractNumId="11" w15:restartNumberingAfterBreak="0">
     <w:nsid w:val="7A223751"/>
     <w:multiLevelType w:val="multilevel"/>
     <w:tmpl w:val="CF1E3FF2"/>
@@ -5202,28 +5449,31 @@
     <w:abstractNumId w:val="0"/>
   </w:num>
   <w:num w:numId="4" w16cid:durableId="32582431">
+    <w:abstractNumId w:val="9"/>
+  </w:num>
+  <w:num w:numId="5" w16cid:durableId="798762348">
     <w:abstractNumId w:val="8"/>
   </w:num>
-  <w:num w:numId="5" w16cid:durableId="798762348">
+  <w:num w:numId="6" w16cid:durableId="152188031">
     <w:abstractNumId w:val="7"/>
   </w:num>
-  <w:num w:numId="6" w16cid:durableId="152188031">
-    <w:abstractNumId w:val="6"/>
-  </w:num>
   <w:num w:numId="7" w16cid:durableId="868837183">
-    <w:abstractNumId w:val="10"/>
+    <w:abstractNumId w:val="11"/>
   </w:num>
   <w:num w:numId="8" w16cid:durableId="246503225">
     <w:abstractNumId w:val="4"/>
   </w:num>
   <w:num w:numId="9" w16cid:durableId="50469608">
-    <w:abstractNumId w:val="9"/>
+    <w:abstractNumId w:val="10"/>
   </w:num>
   <w:num w:numId="10" w16cid:durableId="594359540">
     <w:abstractNumId w:val="2"/>
   </w:num>
   <w:num w:numId="11" w16cid:durableId="1669865482">
     <w:abstractNumId w:val="3"/>
+  </w:num>
+  <w:num w:numId="12" w16cid:durableId="134152471">
+    <w:abstractNumId w:val="6"/>
   </w:num>
   <w:numIdMacAtCleanup w:val="4"/>
 </w:numbering>
@@ -5864,6 +6114,7 @@
   <w:style w:type="character" w:default="1" w:styleId="DefaultParagraphFont">
     <w:name w:val="Default Paragraph Font"/>
     <w:uiPriority w:val="1"/>
+    <w:semiHidden/>
     <w:unhideWhenUsed/>
   </w:style>
   <w:style w:type="table" w:default="1" w:styleId="TableNormal">
